--- a/static/docs/word/NOTICE Classwork.docx
+++ b/static/docs/word/NOTICE Classwork.docx
@@ -2,187 +2,6 @@
 <file path=word/document.xml><?xml version="1.0" encoding="utf-8"?>
 <w:document xmlns:wpc="http://schemas.microsoft.com/office/word/2010/wordprocessingCanvas" xmlns:cx="http://schemas.microsoft.com/office/drawing/2014/chartex" xmlns:cx1="http://schemas.microsoft.com/office/drawing/2015/9/8/chartex" xmlns:cx2="http://schemas.microsoft.com/office/drawing/2015/10/21/chartex" xmlns:cx3="http://schemas.microsoft.com/office/drawing/2016/5/9/chartex" xmlns:cx4="http://schemas.microsoft.com/office/drawing/2016/5/10/chartex" xmlns:cx5="http://schemas.microsoft.com/office/drawing/2016/5/11/chartex" xmlns:cx6="http://schemas.microsoft.com/office/drawing/2016/5/12/chartex" xmlns:cx7="http://schemas.microsoft.com/office/drawing/2016/5/13/chartex" xmlns:cx8="http://schemas.microsoft.com/office/drawing/2016/5/14/chartex" xmlns:mc="http://schemas.openxmlformats.org/markup-compatibility/2006" xmlns:aink="http://schemas.microsoft.com/office/drawing/2016/ink" xmlns:am3d="http://schemas.microsoft.com/office/drawing/2017/model3d" xmlns:o="urn:schemas-microsoft-com:office:office" xmlns:oel="http://schemas.microsoft.com/office/2019/extlst" xmlns:r="http://schemas.openxmlformats.org/officeDocument/2006/relationships" xmlns:m="http://schemas.openxmlformats.org/officeDocument/2006/math" xmlns:v="urn:schemas-microsoft-com:vml" xmlns:wp14="http://schemas.microsoft.com/office/word/2010/wordprocessingDrawing" xmlns:wp="http://schemas.openxmlformats.org/drawingml/2006/wordprocessingDrawing" xmlns:w10="urn:schemas-microsoft-com:office:word" xmlns:w="http://schemas.openxmlformats.org/wordprocessingml/2006/main" xmlns:w14="http://schemas.microsoft.com/office/word/2010/wordml" xmlns:w15="http://schemas.microsoft.com/office/word/2012/wordml" xmlns:w16cex="http://schemas.microsoft.com/office/word/2018/wordml/cex" xmlns:w16cid="http://schemas.microsoft.com/office/word/2016/wordml/cid" xmlns:w16="http://schemas.microsoft.com/office/word/2018/wordml" xmlns:w16du="http://schemas.microsoft.com/office/word/2023/wordml/word16du" xmlns:w16sdtdh="http://schemas.microsoft.com/office/word/2020/wordml/sdtdatahash" xmlns:w16sdtfl="http://schemas.microsoft.com/office/word/2024/wordml/sdtformatlock" xmlns:w16se="http://schemas.microsoft.com/office/word/2015/wordml/symex" xmlns:wpg="http://schemas.microsoft.com/office/word/2010/wordprocessingGroup" xmlns:wpi="http://schemas.microsoft.com/office/word/2010/wordprocessingInk" xmlns:wne="http://schemas.microsoft.com/office/word/2006/wordml" xmlns:wps="http://schemas.microsoft.com/office/word/2010/wordprocessingShape" mc:Ignorable="w14 w15 w16se w16cid w16 w16cex w16sdtdh w16sdtfl w16du wp14">
   <w:body>
-    <w:p>
-      <w:pPr>
-        <w:spacing w:line="360" w:lineRule="auto"/>
-        <w:rPr>
-          <w:rFonts w:ascii="Tahoma" w:hAnsi="Tahoma" w:cs="Tahoma"/>
-          <w:sz w:val="24"/>
-          <w:szCs w:val="24"/>
-        </w:rPr>
-      </w:pPr>
-      <w:r>
-        <w:rPr>
-          <w:rFonts w:ascii="Tahoma" w:hAnsi="Tahoma" w:cs="Tahoma"/>
-          <w:sz w:val="24"/>
-          <w:szCs w:val="24"/>
-        </w:rPr>
-        <w:t>No: KGP</w:t>
-      </w:r>
-      <w:r>
-        <w:rPr>
-          <w:rFonts w:ascii="Tahoma" w:hAnsi="Tahoma" w:cs="Tahoma"/>
-          <w:sz w:val="24"/>
-          <w:szCs w:val="24"/>
-        </w:rPr>
-        <w:t>/E</w:t>
-      </w:r>
-      <w:r>
-        <w:rPr>
-          <w:rFonts w:ascii="Tahoma" w:hAnsi="Tahoma" w:cs="Tahoma"/>
-          <w:sz w:val="24"/>
-          <w:szCs w:val="24"/>
-        </w:rPr>
-        <w:t>stt/2025/</w:t>
-      </w:r>
-      <w:r>
-        <w:rPr>
-          <w:rFonts w:ascii="Tahoma" w:hAnsi="Tahoma" w:cs="Tahoma"/>
-          <w:sz w:val="24"/>
-          <w:szCs w:val="24"/>
-        </w:rPr>
-        <w:t xml:space="preserve">                                  </w:t>
-      </w:r>
-      <w:r>
-        <w:rPr>
-          <w:rFonts w:ascii="Tahoma" w:hAnsi="Tahoma" w:cs="Tahoma"/>
-          <w:sz w:val="24"/>
-          <w:szCs w:val="24"/>
-        </w:rPr>
-        <w:t xml:space="preserve">  </w:t>
-      </w:r>
-      <w:r>
-        <w:rPr>
-          <w:rFonts w:ascii="Tahoma" w:hAnsi="Tahoma" w:cs="Tahoma"/>
-          <w:sz w:val="24"/>
-          <w:szCs w:val="24"/>
-        </w:rPr>
-        <w:t xml:space="preserve"> </w:t>
-      </w:r>
-      <w:r>
-        <w:rPr>
-          <w:rFonts w:ascii="Tahoma" w:hAnsi="Tahoma" w:cs="Tahoma"/>
-          <w:sz w:val="24"/>
-          <w:szCs w:val="24"/>
-        </w:rPr>
-        <w:t>Dated:</w:t>
-      </w:r>
-      <w:r>
-        <w:rPr>
-          <w:rFonts w:ascii="Tahoma" w:hAnsi="Tahoma" w:cs="Tahoma"/>
-          <w:sz w:val="24"/>
-          <w:szCs w:val="24"/>
-        </w:rPr>
-        <w:t xml:space="preserve"> </w:t>
-      </w:r>
-      <w:r>
-        <w:rPr>
-          <w:rFonts w:ascii="Tahoma" w:hAnsi="Tahoma" w:cs="Tahoma"/>
-          <w:sz w:val="24"/>
-          <w:szCs w:val="24"/>
-        </w:rPr>
-        <w:t>30</w:t>
-      </w:r>
-      <w:r>
-        <w:rPr>
-          <w:rFonts w:ascii="Tahoma" w:hAnsi="Tahoma" w:cs="Tahoma"/>
-          <w:sz w:val="24"/>
-          <w:szCs w:val="24"/>
-        </w:rPr>
-        <w:t>-0</w:t>
-      </w:r>
-      <w:r>
-        <w:rPr>
-          <w:rFonts w:ascii="Tahoma" w:hAnsi="Tahoma" w:cs="Tahoma"/>
-          <w:sz w:val="24"/>
-          <w:szCs w:val="24"/>
-        </w:rPr>
-        <w:t>8-</w:t>
-      </w:r>
-      <w:r>
-        <w:rPr>
-          <w:rFonts w:ascii="Tahoma" w:hAnsi="Tahoma" w:cs="Tahoma"/>
-          <w:sz w:val="24"/>
-          <w:szCs w:val="24"/>
-        </w:rPr>
-        <w:t>202</w:t>
-      </w:r>
-      <w:r>
-        <w:rPr>
-          <w:rFonts w:ascii="Tahoma" w:hAnsi="Tahoma" w:cs="Tahoma"/>
-          <w:sz w:val="24"/>
-          <w:szCs w:val="24"/>
-        </w:rPr>
-        <w:t>5</w:t>
-      </w:r>
-    </w:p>
-    <w:p>
-      <w:pPr>
-        <w:pStyle w:val="NormalWeb"/>
-        <w:shd w:val="clear" w:color="auto" w:fill="FFFFFF"/>
-        <w:spacing w:line="360" w:lineRule="auto"/>
-        <w:ind w:left="-360"/>
-        <w:rPr>
-          <w:rFonts w:ascii="Tahoma" w:hAnsi="Tahoma" w:cs="Tahoma"/>
-          <w:b/>
-          <w:bCs/>
-          <w:sz w:val="30"/>
-          <w:szCs w:val="30"/>
-        </w:rPr>
-      </w:pPr>
-      <w:r>
-        <w:rPr>
-          <w:rFonts w:ascii="Tahoma" w:hAnsi="Tahoma" w:cs="Tahoma"/>
-          <w:b/>
-          <w:bCs/>
-        </w:rPr>
-        <w:t xml:space="preserve">                           </w:t>
-      </w:r>
-      <w:r>
-        <w:rPr>
-          <w:rFonts w:ascii="Tahoma" w:hAnsi="Tahoma" w:cs="Tahoma"/>
-          <w:b/>
-          <w:bCs/>
-        </w:rPr>
-        <w:t xml:space="preserve"> </w:t>
-      </w:r>
-      <w:r>
-        <w:rPr>
-          <w:rFonts w:ascii="Tahoma" w:hAnsi="Tahoma" w:cs="Tahoma"/>
-          <w:b/>
-          <w:bCs/>
-        </w:rPr>
-        <w:t xml:space="preserve"> </w:t>
-      </w:r>
-      <w:r>
-        <w:rPr>
-          <w:rFonts w:ascii="Tahoma" w:hAnsi="Tahoma" w:cs="Tahoma"/>
-          <w:b/>
-          <w:bCs/>
-        </w:rPr>
-        <w:t xml:space="preserve">    </w:t>
-      </w:r>
-      <w:r>
-        <w:rPr>
-          <w:rFonts w:ascii="Tahoma" w:hAnsi="Tahoma" w:cs="Tahoma"/>
-          <w:b/>
-          <w:bCs/>
-          <w:sz w:val="30"/>
-          <w:szCs w:val="30"/>
-        </w:rPr>
-        <w:t>NOTIC</w:t>
-      </w:r>
-      <w:r>
-        <w:rPr>
-          <w:rFonts w:ascii="Tahoma" w:hAnsi="Tahoma" w:cs="Tahoma"/>
-          <w:b/>
-          <w:bCs/>
-          <w:sz w:val="30"/>
-          <w:szCs w:val="30"/>
-        </w:rPr>
-        <w:t>E</w:t>
-      </w:r>
-    </w:p>
     <w:p>
       <w:pPr>
         <w:spacing w:line="360" w:lineRule="auto"/>
@@ -276,18 +95,7 @@
           <w:szCs w:val="24"/>
           <w:lang w:eastAsia="en-US"/>
         </w:rPr>
-        <w:t xml:space="preserve"> </w:t>
-      </w:r>
-      <w:proofErr w:type="gramStart"/>
-      <w:r>
-        <w:rPr>
-          <w:rFonts w:ascii="Tahoma" w:hAnsi="Tahoma" w:cs="Tahoma"/>
-          <w:color w:val="222222"/>
-          <w:sz w:val="24"/>
-          <w:szCs w:val="24"/>
-          <w:lang w:eastAsia="en-US"/>
-        </w:rPr>
-        <w:t xml:space="preserve">Semester </w:t>
+        <w:t xml:space="preserve"> Semester </w:t>
       </w:r>
       <w:r>
         <w:rPr>
@@ -297,18 +105,7 @@
           <w:szCs w:val="24"/>
           <w:lang w:eastAsia="en-US"/>
         </w:rPr>
-        <w:t xml:space="preserve"> are</w:t>
-      </w:r>
-      <w:proofErr w:type="gramEnd"/>
-      <w:r>
-        <w:rPr>
-          <w:rFonts w:ascii="Tahoma" w:hAnsi="Tahoma" w:cs="Tahoma"/>
-          <w:color w:val="222222"/>
-          <w:sz w:val="24"/>
-          <w:szCs w:val="24"/>
-          <w:lang w:eastAsia="en-US"/>
-        </w:rPr>
-        <w:t xml:space="preserve"> hereby informed that </w:t>
+        <w:t xml:space="preserve"> are hereby informed that </w:t>
       </w:r>
       <w:r>
         <w:rPr>
@@ -651,7 +448,6 @@
               <w:bottom w:val="single" w:sz="4" w:space="0" w:color="auto"/>
               <w:right w:val="single" w:sz="4" w:space="0" w:color="auto"/>
             </w:tcBorders>
-            <w:shd w:val="clear" w:color="auto" w:fill="auto"/>
             <w:noWrap/>
             <w:vAlign w:val="bottom"/>
             <w:hideMark/>
@@ -666,7 +462,6 @@
                 <w:color w:val="000000"/>
               </w:rPr>
             </w:pPr>
-            <w:proofErr w:type="gramStart"/>
             <w:r>
               <w:rPr>
                 <w:rFonts w:cs="Calibri"/>
@@ -676,7 +471,6 @@
               </w:rPr>
               <w:t>S.No</w:t>
             </w:r>
-            <w:proofErr w:type="gramEnd"/>
           </w:p>
         </w:tc>
         <w:tc>
@@ -688,7 +482,6 @@
               <w:bottom w:val="single" w:sz="4" w:space="0" w:color="auto"/>
               <w:right w:val="single" w:sz="4" w:space="0" w:color="auto"/>
             </w:tcBorders>
-            <w:shd w:val="clear" w:color="auto" w:fill="auto"/>
             <w:noWrap/>
             <w:vAlign w:val="bottom"/>
             <w:hideMark/>
@@ -723,7 +516,6 @@
               <w:bottom w:val="single" w:sz="4" w:space="0" w:color="auto"/>
               <w:right w:val="single" w:sz="4" w:space="0" w:color="auto"/>
             </w:tcBorders>
-            <w:shd w:val="clear" w:color="auto" w:fill="auto"/>
             <w:noWrap/>
             <w:vAlign w:val="bottom"/>
             <w:hideMark/>
@@ -758,7 +550,6 @@
               <w:bottom w:val="single" w:sz="4" w:space="0" w:color="auto"/>
               <w:right w:val="single" w:sz="4" w:space="0" w:color="auto"/>
             </w:tcBorders>
-            <w:shd w:val="clear" w:color="auto" w:fill="auto"/>
             <w:noWrap/>
             <w:vAlign w:val="bottom"/>
             <w:hideMark/>
@@ -798,7 +589,6 @@
               <w:bottom w:val="single" w:sz="4" w:space="0" w:color="auto"/>
               <w:right w:val="single" w:sz="4" w:space="0" w:color="auto"/>
             </w:tcBorders>
-            <w:shd w:val="clear" w:color="auto" w:fill="auto"/>
             <w:noWrap/>
             <w:vAlign w:val="bottom"/>
             <w:hideMark/>
@@ -829,7 +619,6 @@
               <w:bottom w:val="single" w:sz="4" w:space="0" w:color="auto"/>
               <w:right w:val="single" w:sz="4" w:space="0" w:color="auto"/>
             </w:tcBorders>
-            <w:shd w:val="clear" w:color="auto" w:fill="auto"/>
             <w:noWrap/>
             <w:vAlign w:val="bottom"/>
             <w:hideMark/>
@@ -860,7 +649,6 @@
               <w:bottom w:val="single" w:sz="4" w:space="0" w:color="auto"/>
               <w:right w:val="single" w:sz="4" w:space="0" w:color="auto"/>
             </w:tcBorders>
-            <w:shd w:val="clear" w:color="auto" w:fill="auto"/>
             <w:noWrap/>
             <w:vAlign w:val="bottom"/>
             <w:hideMark/>
@@ -891,7 +679,6 @@
               <w:bottom w:val="single" w:sz="4" w:space="0" w:color="auto"/>
               <w:right w:val="single" w:sz="4" w:space="0" w:color="auto"/>
             </w:tcBorders>
-            <w:shd w:val="clear" w:color="auto" w:fill="auto"/>
             <w:noWrap/>
             <w:vAlign w:val="bottom"/>
             <w:hideMark/>
@@ -904,24 +691,13 @@
                 <w:color w:val="000000"/>
               </w:rPr>
             </w:pPr>
-            <w:proofErr w:type="spellStart"/>
-            <w:proofErr w:type="gramStart"/>
             <w:r>
               <w:rPr>
                 <w:rFonts w:cs="Calibri"/>
                 <w:color w:val="000000"/>
               </w:rPr>
-              <w:t>CSI,E</w:t>
+              <w:t>CSI,E.Mach,PE</w:t>
             </w:r>
-            <w:proofErr w:type="gramEnd"/>
-            <w:r>
-              <w:rPr>
-                <w:rFonts w:cs="Calibri"/>
-                <w:color w:val="000000"/>
-              </w:rPr>
-              <w:t>.Mach,PE</w:t>
-            </w:r>
-            <w:proofErr w:type="spellEnd"/>
           </w:p>
         </w:tc>
       </w:tr>
@@ -938,7 +714,6 @@
               <w:bottom w:val="single" w:sz="4" w:space="0" w:color="auto"/>
               <w:right w:val="single" w:sz="4" w:space="0" w:color="auto"/>
             </w:tcBorders>
-            <w:shd w:val="clear" w:color="auto" w:fill="auto"/>
             <w:noWrap/>
             <w:vAlign w:val="bottom"/>
             <w:hideMark/>
@@ -969,7 +744,6 @@
               <w:bottom w:val="single" w:sz="4" w:space="0" w:color="auto"/>
               <w:right w:val="single" w:sz="4" w:space="0" w:color="auto"/>
             </w:tcBorders>
-            <w:shd w:val="clear" w:color="auto" w:fill="auto"/>
             <w:noWrap/>
             <w:vAlign w:val="bottom"/>
             <w:hideMark/>
@@ -1000,7 +774,6 @@
               <w:bottom w:val="single" w:sz="4" w:space="0" w:color="auto"/>
               <w:right w:val="single" w:sz="4" w:space="0" w:color="auto"/>
             </w:tcBorders>
-            <w:shd w:val="clear" w:color="auto" w:fill="auto"/>
             <w:noWrap/>
             <w:vAlign w:val="bottom"/>
             <w:hideMark/>
@@ -1031,7 +804,6 @@
               <w:bottom w:val="single" w:sz="4" w:space="0" w:color="auto"/>
               <w:right w:val="single" w:sz="4" w:space="0" w:color="auto"/>
             </w:tcBorders>
-            <w:shd w:val="clear" w:color="auto" w:fill="auto"/>
             <w:noWrap/>
             <w:vAlign w:val="bottom"/>
             <w:hideMark/>
@@ -1044,24 +816,13 @@
                 <w:color w:val="000000"/>
               </w:rPr>
             </w:pPr>
-            <w:proofErr w:type="spellStart"/>
-            <w:proofErr w:type="gramStart"/>
             <w:r>
               <w:rPr>
                 <w:rFonts w:cs="Calibri"/>
                 <w:color w:val="000000"/>
               </w:rPr>
-              <w:t>E.Mach</w:t>
+              <w:t>E.Mach,GSED,MP</w:t>
             </w:r>
-            <w:proofErr w:type="gramEnd"/>
-            <w:r>
-              <w:rPr>
-                <w:rFonts w:cs="Calibri"/>
-                <w:color w:val="000000"/>
-              </w:rPr>
-              <w:t>,GSED,MP</w:t>
-            </w:r>
-            <w:proofErr w:type="spellEnd"/>
           </w:p>
         </w:tc>
       </w:tr>
@@ -1078,7 +839,6 @@
               <w:bottom w:val="single" w:sz="4" w:space="0" w:color="auto"/>
               <w:right w:val="single" w:sz="4" w:space="0" w:color="auto"/>
             </w:tcBorders>
-            <w:shd w:val="clear" w:color="auto" w:fill="auto"/>
             <w:noWrap/>
             <w:vAlign w:val="bottom"/>
             <w:hideMark/>
@@ -1109,7 +869,6 @@
               <w:bottom w:val="single" w:sz="4" w:space="0" w:color="auto"/>
               <w:right w:val="single" w:sz="4" w:space="0" w:color="auto"/>
             </w:tcBorders>
-            <w:shd w:val="clear" w:color="auto" w:fill="auto"/>
             <w:noWrap/>
             <w:vAlign w:val="bottom"/>
             <w:hideMark/>
@@ -1140,7 +899,6 @@
               <w:bottom w:val="single" w:sz="4" w:space="0" w:color="auto"/>
               <w:right w:val="single" w:sz="4" w:space="0" w:color="auto"/>
             </w:tcBorders>
-            <w:shd w:val="clear" w:color="auto" w:fill="auto"/>
             <w:noWrap/>
             <w:vAlign w:val="bottom"/>
             <w:hideMark/>
@@ -1171,7 +929,6 @@
               <w:bottom w:val="single" w:sz="4" w:space="0" w:color="auto"/>
               <w:right w:val="single" w:sz="4" w:space="0" w:color="auto"/>
             </w:tcBorders>
-            <w:shd w:val="clear" w:color="auto" w:fill="auto"/>
             <w:noWrap/>
             <w:vAlign w:val="bottom"/>
             <w:hideMark/>
@@ -1207,7 +964,6 @@
               <w:bottom w:val="single" w:sz="4" w:space="0" w:color="auto"/>
               <w:right w:val="single" w:sz="4" w:space="0" w:color="auto"/>
             </w:tcBorders>
-            <w:shd w:val="clear" w:color="auto" w:fill="auto"/>
             <w:noWrap/>
             <w:vAlign w:val="bottom"/>
             <w:hideMark/>
@@ -1238,7 +994,6 @@
               <w:bottom w:val="single" w:sz="4" w:space="0" w:color="auto"/>
               <w:right w:val="single" w:sz="4" w:space="0" w:color="auto"/>
             </w:tcBorders>
-            <w:shd w:val="clear" w:color="auto" w:fill="auto"/>
             <w:noWrap/>
             <w:vAlign w:val="bottom"/>
             <w:hideMark/>
@@ -1269,7 +1024,6 @@
               <w:bottom w:val="single" w:sz="4" w:space="0" w:color="auto"/>
               <w:right w:val="single" w:sz="4" w:space="0" w:color="auto"/>
             </w:tcBorders>
-            <w:shd w:val="clear" w:color="auto" w:fill="auto"/>
             <w:noWrap/>
             <w:vAlign w:val="bottom"/>
             <w:hideMark/>
@@ -1300,7 +1054,6 @@
               <w:bottom w:val="single" w:sz="4" w:space="0" w:color="auto"/>
               <w:right w:val="single" w:sz="4" w:space="0" w:color="auto"/>
             </w:tcBorders>
-            <w:shd w:val="clear" w:color="auto" w:fill="auto"/>
             <w:noWrap/>
             <w:vAlign w:val="bottom"/>
             <w:hideMark/>
@@ -1313,152 +1066,12 @@
                 <w:color w:val="000000"/>
               </w:rPr>
             </w:pPr>
-            <w:proofErr w:type="gramStart"/>
             <w:r>
               <w:rPr>
                 <w:rFonts w:cs="Calibri"/>
                 <w:color w:val="000000"/>
               </w:rPr>
               <w:t>CSI,MP</w:t>
-            </w:r>
-            <w:proofErr w:type="gramEnd"/>
-          </w:p>
-        </w:tc>
-      </w:tr>
-      <w:tr>
-        <w:trPr>
-          <w:trHeight w:val="300"/>
-        </w:trPr>
-        <w:tc>
-          <w:tcPr>
-            <w:tcW w:w="960" w:type="dxa"/>
-            <w:tcBorders>
-              <w:top w:val="nil"/>
-              <w:left w:val="single" w:sz="4" w:space="0" w:color="auto"/>
-              <w:bottom w:val="single" w:sz="4" w:space="0" w:color="auto"/>
-              <w:right w:val="single" w:sz="4" w:space="0" w:color="auto"/>
-            </w:tcBorders>
-            <w:shd w:val="clear" w:color="auto" w:fill="auto"/>
-            <w:noWrap/>
-            <w:vAlign w:val="bottom"/>
-            <w:hideMark/>
-          </w:tcPr>
-          <w:p>
-            <w:pPr>
-              <w:jc w:val="center"/>
-              <w:rPr>
-                <w:rFonts w:cs="Calibri"/>
-                <w:color w:val="000000"/>
-              </w:rPr>
-            </w:pPr>
-            <w:r>
-              <w:rPr>
-                <w:rFonts w:cs="Calibri"/>
-                <w:color w:val="000000"/>
-              </w:rPr>
-              <w:t>5</w:t>
-            </w:r>
-          </w:p>
-        </w:tc>
-        <w:tc>
-          <w:tcPr>
-            <w:tcW w:w="2296" w:type="dxa"/>
-            <w:tcBorders>
-              <w:top w:val="nil"/>
-              <w:left w:val="nil"/>
-              <w:bottom w:val="single" w:sz="4" w:space="0" w:color="auto"/>
-              <w:right w:val="single" w:sz="4" w:space="0" w:color="auto"/>
-            </w:tcBorders>
-            <w:shd w:val="clear" w:color="auto" w:fill="auto"/>
-            <w:noWrap/>
-            <w:vAlign w:val="bottom"/>
-            <w:hideMark/>
-          </w:tcPr>
-          <w:p>
-            <w:pPr>
-              <w:jc w:val="center"/>
-              <w:rPr>
-                <w:rFonts w:cs="Calibri"/>
-                <w:color w:val="000000"/>
-              </w:rPr>
-            </w:pPr>
-            <w:r>
-              <w:rPr>
-                <w:rFonts w:cs="Calibri"/>
-                <w:color w:val="000000"/>
-              </w:rPr>
-              <w:t>ISHFAQ HUSSAIN</w:t>
-            </w:r>
-          </w:p>
-        </w:tc>
-        <w:tc>
-          <w:tcPr>
-            <w:tcW w:w="1864" w:type="dxa"/>
-            <w:tcBorders>
-              <w:top w:val="nil"/>
-              <w:left w:val="nil"/>
-              <w:bottom w:val="single" w:sz="4" w:space="0" w:color="auto"/>
-              <w:right w:val="single" w:sz="4" w:space="0" w:color="auto"/>
-            </w:tcBorders>
-            <w:shd w:val="clear" w:color="auto" w:fill="auto"/>
-            <w:noWrap/>
-            <w:vAlign w:val="bottom"/>
-            <w:hideMark/>
-          </w:tcPr>
-          <w:p>
-            <w:pPr>
-              <w:jc w:val="center"/>
-              <w:rPr>
-                <w:rFonts w:cs="Calibri"/>
-                <w:color w:val="000000"/>
-              </w:rPr>
-            </w:pPr>
-            <w:r>
-              <w:rPr>
-                <w:rFonts w:cs="Calibri"/>
-                <w:color w:val="000000"/>
-              </w:rPr>
-              <w:t>2204LE11</w:t>
-            </w:r>
-          </w:p>
-        </w:tc>
-        <w:tc>
-          <w:tcPr>
-            <w:tcW w:w="2720" w:type="dxa"/>
-            <w:tcBorders>
-              <w:top w:val="nil"/>
-              <w:left w:val="nil"/>
-              <w:bottom w:val="single" w:sz="4" w:space="0" w:color="auto"/>
-              <w:right w:val="single" w:sz="4" w:space="0" w:color="auto"/>
-            </w:tcBorders>
-            <w:shd w:val="clear" w:color="auto" w:fill="auto"/>
-            <w:noWrap/>
-            <w:vAlign w:val="bottom"/>
-            <w:hideMark/>
-          </w:tcPr>
-          <w:p>
-            <w:pPr>
-              <w:jc w:val="center"/>
-              <w:rPr>
-                <w:rFonts w:cs="Calibri"/>
-                <w:color w:val="000000"/>
-              </w:rPr>
-            </w:pPr>
-            <w:proofErr w:type="gramStart"/>
-            <w:r>
-              <w:rPr>
-                <w:rFonts w:cs="Calibri"/>
-                <w:color w:val="000000"/>
-              </w:rPr>
-              <w:t>CSI,MP</w:t>
-            </w:r>
-            <w:proofErr w:type="gramEnd"/>
-            <w:r>
-              <w:rPr>
-                <w:rFonts w:cs="Calibri"/>
-                <w:color w:val="000000"/>
-              </w:rPr>
-              <w:t>,PE</w:t>
             </w:r>
           </w:p>
         </w:tc>
@@ -1476,7 +1089,6 @@
               <w:bottom w:val="single" w:sz="4" w:space="0" w:color="auto"/>
               <w:right w:val="single" w:sz="4" w:space="0" w:color="auto"/>
             </w:tcBorders>
-            <w:shd w:val="clear" w:color="auto" w:fill="auto"/>
             <w:noWrap/>
             <w:vAlign w:val="bottom"/>
             <w:hideMark/>
@@ -1494,7 +1106,7 @@
                 <w:rFonts w:cs="Calibri"/>
                 <w:color w:val="000000"/>
               </w:rPr>
-              <w:t>6</w:t>
+              <w:t>5</w:t>
             </w:r>
           </w:p>
         </w:tc>
@@ -1507,7 +1119,6 @@
               <w:bottom w:val="single" w:sz="4" w:space="0" w:color="auto"/>
               <w:right w:val="single" w:sz="4" w:space="0" w:color="auto"/>
             </w:tcBorders>
-            <w:shd w:val="clear" w:color="auto" w:fill="auto"/>
             <w:noWrap/>
             <w:vAlign w:val="bottom"/>
             <w:hideMark/>
@@ -1525,7 +1136,7 @@
                 <w:rFonts w:cs="Calibri"/>
                 <w:color w:val="000000"/>
               </w:rPr>
-              <w:t>ISMA-TARIQ ALI</w:t>
+              <w:t>ISHFAQ HUSSAIN</w:t>
             </w:r>
           </w:p>
         </w:tc>
@@ -1538,7 +1149,6 @@
               <w:bottom w:val="single" w:sz="4" w:space="0" w:color="auto"/>
               <w:right w:val="single" w:sz="4" w:space="0" w:color="auto"/>
             </w:tcBorders>
-            <w:shd w:val="clear" w:color="auto" w:fill="auto"/>
             <w:noWrap/>
             <w:vAlign w:val="bottom"/>
             <w:hideMark/>
@@ -1556,7 +1166,7 @@
                 <w:rFonts w:cs="Calibri"/>
                 <w:color w:val="000000"/>
               </w:rPr>
-              <w:t>210408</w:t>
+              <w:t>2204LE11</w:t>
             </w:r>
           </w:p>
         </w:tc>
@@ -1569,7 +1179,6 @@
               <w:bottom w:val="single" w:sz="4" w:space="0" w:color="auto"/>
               <w:right w:val="single" w:sz="4" w:space="0" w:color="auto"/>
             </w:tcBorders>
-            <w:shd w:val="clear" w:color="auto" w:fill="auto"/>
             <w:noWrap/>
             <w:vAlign w:val="bottom"/>
             <w:hideMark/>
@@ -1582,15 +1191,13 @@
                 <w:color w:val="000000"/>
               </w:rPr>
             </w:pPr>
-            <w:proofErr w:type="gramStart"/>
             <w:r>
               <w:rPr>
                 <w:rFonts w:cs="Calibri"/>
                 <w:color w:val="000000"/>
               </w:rPr>
-              <w:t>MP,PE</w:t>
+              <w:t>CSI,MP,PE</w:t>
             </w:r>
-            <w:proofErr w:type="gramEnd"/>
           </w:p>
         </w:tc>
       </w:tr>
@@ -1607,7 +1214,131 @@
               <w:bottom w:val="single" w:sz="4" w:space="0" w:color="auto"/>
               <w:right w:val="single" w:sz="4" w:space="0" w:color="auto"/>
             </w:tcBorders>
-            <w:shd w:val="clear" w:color="auto" w:fill="auto"/>
+            <w:noWrap/>
+            <w:vAlign w:val="bottom"/>
+            <w:hideMark/>
+          </w:tcPr>
+          <w:p>
+            <w:pPr>
+              <w:jc w:val="center"/>
+              <w:rPr>
+                <w:rFonts w:cs="Calibri"/>
+                <w:color w:val="000000"/>
+              </w:rPr>
+            </w:pPr>
+            <w:r>
+              <w:rPr>
+                <w:rFonts w:cs="Calibri"/>
+                <w:color w:val="000000"/>
+              </w:rPr>
+              <w:t>6</w:t>
+            </w:r>
+          </w:p>
+        </w:tc>
+        <w:tc>
+          <w:tcPr>
+            <w:tcW w:w="2296" w:type="dxa"/>
+            <w:tcBorders>
+              <w:top w:val="nil"/>
+              <w:left w:val="nil"/>
+              <w:bottom w:val="single" w:sz="4" w:space="0" w:color="auto"/>
+              <w:right w:val="single" w:sz="4" w:space="0" w:color="auto"/>
+            </w:tcBorders>
+            <w:noWrap/>
+            <w:vAlign w:val="bottom"/>
+            <w:hideMark/>
+          </w:tcPr>
+          <w:p>
+            <w:pPr>
+              <w:jc w:val="center"/>
+              <w:rPr>
+                <w:rFonts w:cs="Calibri"/>
+                <w:color w:val="000000"/>
+              </w:rPr>
+            </w:pPr>
+            <w:r>
+              <w:rPr>
+                <w:rFonts w:cs="Calibri"/>
+                <w:color w:val="000000"/>
+              </w:rPr>
+              <w:t>ISMA-TARIQ ALI</w:t>
+            </w:r>
+          </w:p>
+        </w:tc>
+        <w:tc>
+          <w:tcPr>
+            <w:tcW w:w="1864" w:type="dxa"/>
+            <w:tcBorders>
+              <w:top w:val="nil"/>
+              <w:left w:val="nil"/>
+              <w:bottom w:val="single" w:sz="4" w:space="0" w:color="auto"/>
+              <w:right w:val="single" w:sz="4" w:space="0" w:color="auto"/>
+            </w:tcBorders>
+            <w:noWrap/>
+            <w:vAlign w:val="bottom"/>
+            <w:hideMark/>
+          </w:tcPr>
+          <w:p>
+            <w:pPr>
+              <w:jc w:val="center"/>
+              <w:rPr>
+                <w:rFonts w:cs="Calibri"/>
+                <w:color w:val="000000"/>
+              </w:rPr>
+            </w:pPr>
+            <w:r>
+              <w:rPr>
+                <w:rFonts w:cs="Calibri"/>
+                <w:color w:val="000000"/>
+              </w:rPr>
+              <w:t>210408</w:t>
+            </w:r>
+          </w:p>
+        </w:tc>
+        <w:tc>
+          <w:tcPr>
+            <w:tcW w:w="2720" w:type="dxa"/>
+            <w:tcBorders>
+              <w:top w:val="nil"/>
+              <w:left w:val="nil"/>
+              <w:bottom w:val="single" w:sz="4" w:space="0" w:color="auto"/>
+              <w:right w:val="single" w:sz="4" w:space="0" w:color="auto"/>
+            </w:tcBorders>
+            <w:noWrap/>
+            <w:vAlign w:val="bottom"/>
+            <w:hideMark/>
+          </w:tcPr>
+          <w:p>
+            <w:pPr>
+              <w:jc w:val="center"/>
+              <w:rPr>
+                <w:rFonts w:cs="Calibri"/>
+                <w:color w:val="000000"/>
+              </w:rPr>
+            </w:pPr>
+            <w:r>
+              <w:rPr>
+                <w:rFonts w:cs="Calibri"/>
+                <w:color w:val="000000"/>
+              </w:rPr>
+              <w:t>MP,PE</w:t>
+            </w:r>
+          </w:p>
+        </w:tc>
+      </w:tr>
+      <w:tr>
+        <w:trPr>
+          <w:trHeight w:val="300"/>
+        </w:trPr>
+        <w:tc>
+          <w:tcPr>
+            <w:tcW w:w="960" w:type="dxa"/>
+            <w:tcBorders>
+              <w:top w:val="nil"/>
+              <w:left w:val="single" w:sz="4" w:space="0" w:color="auto"/>
+              <w:bottom w:val="single" w:sz="4" w:space="0" w:color="auto"/>
+              <w:right w:val="single" w:sz="4" w:space="0" w:color="auto"/>
+            </w:tcBorders>
             <w:noWrap/>
             <w:vAlign w:val="bottom"/>
             <w:hideMark/>
@@ -1638,7 +1369,6 @@
               <w:bottom w:val="single" w:sz="4" w:space="0" w:color="auto"/>
               <w:right w:val="single" w:sz="4" w:space="0" w:color="auto"/>
             </w:tcBorders>
-            <w:shd w:val="clear" w:color="auto" w:fill="auto"/>
             <w:noWrap/>
             <w:vAlign w:val="bottom"/>
             <w:hideMark/>
@@ -1669,7 +1399,6 @@
               <w:bottom w:val="single" w:sz="4" w:space="0" w:color="auto"/>
               <w:right w:val="single" w:sz="4" w:space="0" w:color="auto"/>
             </w:tcBorders>
-            <w:shd w:val="clear" w:color="auto" w:fill="auto"/>
             <w:noWrap/>
             <w:vAlign w:val="bottom"/>
             <w:hideMark/>
@@ -1700,7 +1429,6 @@
               <w:bottom w:val="single" w:sz="4" w:space="0" w:color="auto"/>
               <w:right w:val="single" w:sz="4" w:space="0" w:color="auto"/>
             </w:tcBorders>
-            <w:shd w:val="clear" w:color="auto" w:fill="auto"/>
             <w:noWrap/>
             <w:vAlign w:val="bottom"/>
             <w:hideMark/>
@@ -1736,7 +1464,6 @@
               <w:bottom w:val="single" w:sz="4" w:space="0" w:color="auto"/>
               <w:right w:val="single" w:sz="4" w:space="0" w:color="auto"/>
             </w:tcBorders>
-            <w:shd w:val="clear" w:color="auto" w:fill="auto"/>
             <w:noWrap/>
             <w:vAlign w:val="bottom"/>
             <w:hideMark/>
@@ -1767,7 +1494,6 @@
               <w:bottom w:val="single" w:sz="4" w:space="0" w:color="auto"/>
               <w:right w:val="single" w:sz="4" w:space="0" w:color="auto"/>
             </w:tcBorders>
-            <w:shd w:val="clear" w:color="auto" w:fill="auto"/>
             <w:noWrap/>
             <w:vAlign w:val="bottom"/>
             <w:hideMark/>
@@ -1798,7 +1524,6 @@
               <w:bottom w:val="single" w:sz="4" w:space="0" w:color="auto"/>
               <w:right w:val="single" w:sz="4" w:space="0" w:color="auto"/>
             </w:tcBorders>
-            <w:shd w:val="clear" w:color="auto" w:fill="auto"/>
             <w:noWrap/>
             <w:vAlign w:val="bottom"/>
             <w:hideMark/>
@@ -1829,7 +1554,6 @@
               <w:bottom w:val="single" w:sz="4" w:space="0" w:color="auto"/>
               <w:right w:val="single" w:sz="4" w:space="0" w:color="auto"/>
             </w:tcBorders>
-            <w:shd w:val="clear" w:color="auto" w:fill="auto"/>
             <w:noWrap/>
             <w:vAlign w:val="bottom"/>
             <w:hideMark/>
@@ -1842,24 +1566,13 @@
                 <w:color w:val="000000"/>
               </w:rPr>
             </w:pPr>
-            <w:proofErr w:type="spellStart"/>
-            <w:proofErr w:type="gramStart"/>
             <w:r>
               <w:rPr>
                 <w:rFonts w:cs="Calibri"/>
                 <w:color w:val="000000"/>
               </w:rPr>
-              <w:t>CSI,E</w:t>
+              <w:t>CSI,E.Mach,MP,PE</w:t>
             </w:r>
-            <w:proofErr w:type="gramEnd"/>
-            <w:r>
-              <w:rPr>
-                <w:rFonts w:cs="Calibri"/>
-                <w:color w:val="000000"/>
-              </w:rPr>
-              <w:t>.Mach,MP,PE</w:t>
-            </w:r>
-            <w:proofErr w:type="spellEnd"/>
           </w:p>
         </w:tc>
       </w:tr>
@@ -1876,7 +1589,6 @@
               <w:bottom w:val="single" w:sz="4" w:space="0" w:color="auto"/>
               <w:right w:val="single" w:sz="4" w:space="0" w:color="auto"/>
             </w:tcBorders>
-            <w:shd w:val="clear" w:color="auto" w:fill="auto"/>
             <w:noWrap/>
             <w:vAlign w:val="bottom"/>
             <w:hideMark/>
@@ -1907,7 +1619,6 @@
               <w:bottom w:val="single" w:sz="4" w:space="0" w:color="auto"/>
               <w:right w:val="single" w:sz="4" w:space="0" w:color="auto"/>
             </w:tcBorders>
-            <w:shd w:val="clear" w:color="auto" w:fill="auto"/>
             <w:noWrap/>
             <w:vAlign w:val="bottom"/>
             <w:hideMark/>
@@ -1938,7 +1649,6 @@
               <w:bottom w:val="single" w:sz="4" w:space="0" w:color="auto"/>
               <w:right w:val="single" w:sz="4" w:space="0" w:color="auto"/>
             </w:tcBorders>
-            <w:shd w:val="clear" w:color="auto" w:fill="auto"/>
             <w:noWrap/>
             <w:vAlign w:val="bottom"/>
             <w:hideMark/>
@@ -1969,7 +1679,6 @@
               <w:bottom w:val="single" w:sz="4" w:space="0" w:color="auto"/>
               <w:right w:val="single" w:sz="4" w:space="0" w:color="auto"/>
             </w:tcBorders>
-            <w:shd w:val="clear" w:color="auto" w:fill="auto"/>
             <w:noWrap/>
             <w:vAlign w:val="bottom"/>
             <w:hideMark/>
@@ -1982,24 +1691,13 @@
                 <w:color w:val="000000"/>
               </w:rPr>
             </w:pPr>
-            <w:proofErr w:type="spellStart"/>
-            <w:proofErr w:type="gramStart"/>
             <w:r>
               <w:rPr>
                 <w:rFonts w:cs="Calibri"/>
                 <w:color w:val="000000"/>
               </w:rPr>
-              <w:t>E.Mach</w:t>
+              <w:t>E.Mach,MP</w:t>
             </w:r>
-            <w:proofErr w:type="gramEnd"/>
-            <w:r>
-              <w:rPr>
-                <w:rFonts w:cs="Calibri"/>
-                <w:color w:val="000000"/>
-              </w:rPr>
-              <w:t>,MP</w:t>
-            </w:r>
-            <w:proofErr w:type="spellEnd"/>
           </w:p>
         </w:tc>
       </w:tr>
@@ -2016,7 +1714,6 @@
               <w:bottom w:val="single" w:sz="4" w:space="0" w:color="auto"/>
               <w:right w:val="single" w:sz="4" w:space="0" w:color="auto"/>
             </w:tcBorders>
-            <w:shd w:val="clear" w:color="auto" w:fill="auto"/>
             <w:noWrap/>
             <w:vAlign w:val="bottom"/>
             <w:hideMark/>
@@ -2047,7 +1744,6 @@
               <w:bottom w:val="single" w:sz="4" w:space="0" w:color="auto"/>
               <w:right w:val="single" w:sz="4" w:space="0" w:color="auto"/>
             </w:tcBorders>
-            <w:shd w:val="clear" w:color="auto" w:fill="auto"/>
             <w:noWrap/>
             <w:vAlign w:val="bottom"/>
             <w:hideMark/>
@@ -2078,7 +1774,6 @@
               <w:bottom w:val="single" w:sz="4" w:space="0" w:color="auto"/>
               <w:right w:val="single" w:sz="4" w:space="0" w:color="auto"/>
             </w:tcBorders>
-            <w:shd w:val="clear" w:color="auto" w:fill="auto"/>
             <w:noWrap/>
             <w:vAlign w:val="bottom"/>
             <w:hideMark/>
@@ -2109,7 +1804,6 @@
               <w:bottom w:val="single" w:sz="4" w:space="0" w:color="auto"/>
               <w:right w:val="single" w:sz="4" w:space="0" w:color="auto"/>
             </w:tcBorders>
-            <w:shd w:val="clear" w:color="auto" w:fill="auto"/>
             <w:noWrap/>
             <w:vAlign w:val="bottom"/>
             <w:hideMark/>
@@ -2122,24 +1816,13 @@
                 <w:color w:val="000000"/>
               </w:rPr>
             </w:pPr>
-            <w:proofErr w:type="spellStart"/>
-            <w:proofErr w:type="gramStart"/>
             <w:r>
               <w:rPr>
                 <w:rFonts w:cs="Calibri"/>
                 <w:color w:val="000000"/>
               </w:rPr>
-              <w:t>E.Mach</w:t>
+              <w:t>E.Mach,MP,PE</w:t>
             </w:r>
-            <w:proofErr w:type="gramEnd"/>
-            <w:r>
-              <w:rPr>
-                <w:rFonts w:cs="Calibri"/>
-                <w:color w:val="000000"/>
-              </w:rPr>
-              <w:t>,MP,PE</w:t>
-            </w:r>
-            <w:proofErr w:type="spellEnd"/>
           </w:p>
         </w:tc>
       </w:tr>
@@ -2156,7 +1839,6 @@
               <w:bottom w:val="single" w:sz="4" w:space="0" w:color="auto"/>
               <w:right w:val="single" w:sz="4" w:space="0" w:color="auto"/>
             </w:tcBorders>
-            <w:shd w:val="clear" w:color="auto" w:fill="auto"/>
             <w:noWrap/>
             <w:vAlign w:val="bottom"/>
             <w:hideMark/>
@@ -2174,7 +1856,6 @@
                 <w:rFonts w:cs="Calibri"/>
                 <w:color w:val="000000"/>
               </w:rPr>
-              <w:lastRenderedPageBreak/>
               <w:t>11</w:t>
             </w:r>
           </w:p>
@@ -2188,7 +1869,6 @@
               <w:bottom w:val="single" w:sz="4" w:space="0" w:color="auto"/>
               <w:right w:val="single" w:sz="4" w:space="0" w:color="auto"/>
             </w:tcBorders>
-            <w:shd w:val="clear" w:color="auto" w:fill="auto"/>
             <w:noWrap/>
             <w:vAlign w:val="bottom"/>
             <w:hideMark/>
@@ -2219,7 +1899,6 @@
               <w:bottom w:val="single" w:sz="4" w:space="0" w:color="auto"/>
               <w:right w:val="single" w:sz="4" w:space="0" w:color="auto"/>
             </w:tcBorders>
-            <w:shd w:val="clear" w:color="auto" w:fill="auto"/>
             <w:noWrap/>
             <w:vAlign w:val="bottom"/>
             <w:hideMark/>
@@ -2250,7 +1929,6 @@
               <w:bottom w:val="single" w:sz="4" w:space="0" w:color="auto"/>
               <w:right w:val="single" w:sz="4" w:space="0" w:color="auto"/>
             </w:tcBorders>
-            <w:shd w:val="clear" w:color="auto" w:fill="auto"/>
             <w:noWrap/>
             <w:vAlign w:val="bottom"/>
             <w:hideMark/>
@@ -2286,7 +1964,6 @@
               <w:bottom w:val="single" w:sz="4" w:space="0" w:color="auto"/>
               <w:right w:val="single" w:sz="4" w:space="0" w:color="auto"/>
             </w:tcBorders>
-            <w:shd w:val="clear" w:color="auto" w:fill="auto"/>
             <w:noWrap/>
             <w:vAlign w:val="bottom"/>
             <w:hideMark/>
@@ -2317,7 +1994,6 @@
               <w:bottom w:val="single" w:sz="4" w:space="0" w:color="auto"/>
               <w:right w:val="single" w:sz="4" w:space="0" w:color="auto"/>
             </w:tcBorders>
-            <w:shd w:val="clear" w:color="auto" w:fill="auto"/>
             <w:noWrap/>
             <w:vAlign w:val="bottom"/>
             <w:hideMark/>
@@ -2348,7 +2024,6 @@
               <w:bottom w:val="single" w:sz="4" w:space="0" w:color="auto"/>
               <w:right w:val="single" w:sz="4" w:space="0" w:color="auto"/>
             </w:tcBorders>
-            <w:shd w:val="clear" w:color="auto" w:fill="auto"/>
             <w:noWrap/>
             <w:vAlign w:val="bottom"/>
             <w:hideMark/>
@@ -2379,7 +2054,6 @@
               <w:bottom w:val="single" w:sz="4" w:space="0" w:color="auto"/>
               <w:right w:val="single" w:sz="4" w:space="0" w:color="auto"/>
             </w:tcBorders>
-            <w:shd w:val="clear" w:color="auto" w:fill="auto"/>
             <w:noWrap/>
             <w:vAlign w:val="bottom"/>
             <w:hideMark/>
@@ -2415,7 +2089,6 @@
               <w:bottom w:val="single" w:sz="4" w:space="0" w:color="auto"/>
               <w:right w:val="single" w:sz="4" w:space="0" w:color="auto"/>
             </w:tcBorders>
-            <w:shd w:val="clear" w:color="auto" w:fill="auto"/>
             <w:noWrap/>
             <w:vAlign w:val="bottom"/>
             <w:hideMark/>
@@ -2446,7 +2119,6 @@
               <w:bottom w:val="single" w:sz="4" w:space="0" w:color="auto"/>
               <w:right w:val="single" w:sz="4" w:space="0" w:color="auto"/>
             </w:tcBorders>
-            <w:shd w:val="clear" w:color="auto" w:fill="auto"/>
             <w:noWrap/>
             <w:vAlign w:val="bottom"/>
             <w:hideMark/>
@@ -2477,7 +2149,6 @@
               <w:bottom w:val="single" w:sz="4" w:space="0" w:color="auto"/>
               <w:right w:val="single" w:sz="4" w:space="0" w:color="auto"/>
             </w:tcBorders>
-            <w:shd w:val="clear" w:color="auto" w:fill="auto"/>
             <w:noWrap/>
             <w:vAlign w:val="bottom"/>
             <w:hideMark/>
@@ -2508,7 +2179,6 @@
               <w:bottom w:val="single" w:sz="4" w:space="0" w:color="auto"/>
               <w:right w:val="single" w:sz="4" w:space="0" w:color="auto"/>
             </w:tcBorders>
-            <w:shd w:val="clear" w:color="auto" w:fill="auto"/>
             <w:noWrap/>
             <w:vAlign w:val="bottom"/>
             <w:hideMark/>
@@ -2544,7 +2214,6 @@
               <w:bottom w:val="single" w:sz="4" w:space="0" w:color="auto"/>
               <w:right w:val="single" w:sz="4" w:space="0" w:color="auto"/>
             </w:tcBorders>
-            <w:shd w:val="clear" w:color="auto" w:fill="auto"/>
             <w:noWrap/>
             <w:vAlign w:val="bottom"/>
             <w:hideMark/>
@@ -2575,7 +2244,6 @@
               <w:bottom w:val="single" w:sz="4" w:space="0" w:color="auto"/>
               <w:right w:val="single" w:sz="4" w:space="0" w:color="auto"/>
             </w:tcBorders>
-            <w:shd w:val="clear" w:color="auto" w:fill="auto"/>
             <w:noWrap/>
             <w:vAlign w:val="bottom"/>
             <w:hideMark/>
@@ -2606,7 +2274,6 @@
               <w:bottom w:val="single" w:sz="4" w:space="0" w:color="auto"/>
               <w:right w:val="single" w:sz="4" w:space="0" w:color="auto"/>
             </w:tcBorders>
-            <w:shd w:val="clear" w:color="auto" w:fill="auto"/>
             <w:noWrap/>
             <w:vAlign w:val="bottom"/>
             <w:hideMark/>
@@ -2637,7 +2304,6 @@
               <w:bottom w:val="single" w:sz="4" w:space="0" w:color="auto"/>
               <w:right w:val="single" w:sz="4" w:space="0" w:color="auto"/>
             </w:tcBorders>
-            <w:shd w:val="clear" w:color="auto" w:fill="auto"/>
             <w:noWrap/>
             <w:vAlign w:val="bottom"/>
             <w:hideMark/>
@@ -2673,7 +2339,6 @@
               <w:bottom w:val="single" w:sz="4" w:space="0" w:color="auto"/>
               <w:right w:val="single" w:sz="4" w:space="0" w:color="auto"/>
             </w:tcBorders>
-            <w:shd w:val="clear" w:color="auto" w:fill="auto"/>
             <w:noWrap/>
             <w:vAlign w:val="bottom"/>
             <w:hideMark/>
@@ -2704,7 +2369,6 @@
               <w:bottom w:val="single" w:sz="4" w:space="0" w:color="auto"/>
               <w:right w:val="single" w:sz="4" w:space="0" w:color="auto"/>
             </w:tcBorders>
-            <w:shd w:val="clear" w:color="auto" w:fill="auto"/>
             <w:noWrap/>
             <w:vAlign w:val="bottom"/>
             <w:hideMark/>
@@ -2735,7 +2399,6 @@
               <w:bottom w:val="single" w:sz="4" w:space="0" w:color="auto"/>
               <w:right w:val="single" w:sz="4" w:space="0" w:color="auto"/>
             </w:tcBorders>
-            <w:shd w:val="clear" w:color="auto" w:fill="auto"/>
             <w:noWrap/>
             <w:vAlign w:val="bottom"/>
             <w:hideMark/>
@@ -2766,7 +2429,6 @@
               <w:bottom w:val="single" w:sz="4" w:space="0" w:color="auto"/>
               <w:right w:val="single" w:sz="4" w:space="0" w:color="auto"/>
             </w:tcBorders>
-            <w:shd w:val="clear" w:color="auto" w:fill="auto"/>
             <w:noWrap/>
             <w:vAlign w:val="bottom"/>
             <w:hideMark/>
@@ -2802,7 +2464,6 @@
               <w:bottom w:val="single" w:sz="4" w:space="0" w:color="auto"/>
               <w:right w:val="single" w:sz="4" w:space="0" w:color="auto"/>
             </w:tcBorders>
-            <w:shd w:val="clear" w:color="auto" w:fill="auto"/>
             <w:noWrap/>
             <w:vAlign w:val="bottom"/>
             <w:hideMark/>
@@ -2833,7 +2494,6 @@
               <w:bottom w:val="single" w:sz="4" w:space="0" w:color="auto"/>
               <w:right w:val="single" w:sz="4" w:space="0" w:color="auto"/>
             </w:tcBorders>
-            <w:shd w:val="clear" w:color="auto" w:fill="auto"/>
             <w:noWrap/>
             <w:vAlign w:val="bottom"/>
             <w:hideMark/>
@@ -2864,7 +2524,6 @@
               <w:bottom w:val="single" w:sz="4" w:space="0" w:color="auto"/>
               <w:right w:val="single" w:sz="4" w:space="0" w:color="auto"/>
             </w:tcBorders>
-            <w:shd w:val="clear" w:color="auto" w:fill="auto"/>
             <w:noWrap/>
             <w:vAlign w:val="bottom"/>
             <w:hideMark/>
@@ -2895,7 +2554,6 @@
               <w:bottom w:val="single" w:sz="4" w:space="0" w:color="auto"/>
               <w:right w:val="single" w:sz="4" w:space="0" w:color="auto"/>
             </w:tcBorders>
-            <w:shd w:val="clear" w:color="auto" w:fill="auto"/>
             <w:noWrap/>
             <w:vAlign w:val="bottom"/>
             <w:hideMark/>
@@ -2908,24 +2566,13 @@
                 <w:color w:val="000000"/>
               </w:rPr>
             </w:pPr>
-            <w:proofErr w:type="spellStart"/>
-            <w:proofErr w:type="gramStart"/>
             <w:r>
               <w:rPr>
                 <w:rFonts w:cs="Calibri"/>
                 <w:color w:val="000000"/>
               </w:rPr>
-              <w:t>CSI,E</w:t>
+              <w:t>CSI,E.Mach,GSED,MP,PE</w:t>
             </w:r>
-            <w:proofErr w:type="gramEnd"/>
-            <w:r>
-              <w:rPr>
-                <w:rFonts w:cs="Calibri"/>
-                <w:color w:val="000000"/>
-              </w:rPr>
-              <w:t>.Mach,GSED,MP,PE</w:t>
-            </w:r>
-            <w:proofErr w:type="spellEnd"/>
           </w:p>
         </w:tc>
       </w:tr>
@@ -2942,7 +2589,6 @@
               <w:bottom w:val="single" w:sz="4" w:space="0" w:color="auto"/>
               <w:right w:val="single" w:sz="4" w:space="0" w:color="auto"/>
             </w:tcBorders>
-            <w:shd w:val="clear" w:color="auto" w:fill="auto"/>
             <w:noWrap/>
             <w:vAlign w:val="bottom"/>
             <w:hideMark/>
@@ -2973,7 +2619,6 @@
               <w:bottom w:val="single" w:sz="4" w:space="0" w:color="auto"/>
               <w:right w:val="single" w:sz="4" w:space="0" w:color="auto"/>
             </w:tcBorders>
-            <w:shd w:val="clear" w:color="auto" w:fill="auto"/>
             <w:noWrap/>
             <w:vAlign w:val="bottom"/>
             <w:hideMark/>
@@ -3004,7 +2649,6 @@
               <w:bottom w:val="single" w:sz="4" w:space="0" w:color="auto"/>
               <w:right w:val="single" w:sz="4" w:space="0" w:color="auto"/>
             </w:tcBorders>
-            <w:shd w:val="clear" w:color="auto" w:fill="auto"/>
             <w:noWrap/>
             <w:vAlign w:val="bottom"/>
             <w:hideMark/>
@@ -3035,7 +2679,6 @@
               <w:bottom w:val="single" w:sz="4" w:space="0" w:color="auto"/>
               <w:right w:val="single" w:sz="4" w:space="0" w:color="auto"/>
             </w:tcBorders>
-            <w:shd w:val="clear" w:color="auto" w:fill="auto"/>
             <w:noWrap/>
             <w:vAlign w:val="bottom"/>
             <w:hideMark/>
@@ -3048,24 +2691,13 @@
                 <w:color w:val="000000"/>
               </w:rPr>
             </w:pPr>
-            <w:proofErr w:type="spellStart"/>
-            <w:proofErr w:type="gramStart"/>
             <w:r>
               <w:rPr>
                 <w:rFonts w:cs="Calibri"/>
                 <w:color w:val="000000"/>
               </w:rPr>
-              <w:t>CSI,E</w:t>
+              <w:t>CSI,E.Mach,MP,PE</w:t>
             </w:r>
-            <w:proofErr w:type="gramEnd"/>
-            <w:r>
-              <w:rPr>
-                <w:rFonts w:cs="Calibri"/>
-                <w:color w:val="000000"/>
-              </w:rPr>
-              <w:t>.Mach,MP,PE</w:t>
-            </w:r>
-            <w:proofErr w:type="spellEnd"/>
           </w:p>
         </w:tc>
       </w:tr>
@@ -3350,7 +2982,6 @@
               <w:bottom w:val="single" w:sz="4" w:space="0" w:color="auto"/>
               <w:right w:val="single" w:sz="4" w:space="0" w:color="auto"/>
             </w:tcBorders>
-            <w:shd w:val="clear" w:color="auto" w:fill="auto"/>
             <w:noWrap/>
             <w:vAlign w:val="center"/>
             <w:hideMark/>
@@ -3365,7 +2996,6 @@
                 <w:color w:val="000000"/>
               </w:rPr>
             </w:pPr>
-            <w:proofErr w:type="gramStart"/>
             <w:r>
               <w:rPr>
                 <w:rFonts w:cs="Calibri"/>
@@ -3375,7 +3005,6 @@
               </w:rPr>
               <w:t>S.No</w:t>
             </w:r>
-            <w:proofErr w:type="gramEnd"/>
           </w:p>
         </w:tc>
         <w:tc>
@@ -3387,7 +3016,6 @@
               <w:bottom w:val="single" w:sz="4" w:space="0" w:color="auto"/>
               <w:right w:val="single" w:sz="4" w:space="0" w:color="auto"/>
             </w:tcBorders>
-            <w:shd w:val="clear" w:color="auto" w:fill="auto"/>
             <w:noWrap/>
             <w:vAlign w:val="center"/>
             <w:hideMark/>
@@ -3422,7 +3050,6 @@
               <w:bottom w:val="single" w:sz="4" w:space="0" w:color="auto"/>
               <w:right w:val="single" w:sz="4" w:space="0" w:color="auto"/>
             </w:tcBorders>
-            <w:shd w:val="clear" w:color="auto" w:fill="auto"/>
             <w:noWrap/>
             <w:vAlign w:val="center"/>
             <w:hideMark/>
@@ -3457,7 +3084,6 @@
               <w:bottom w:val="single" w:sz="4" w:space="0" w:color="auto"/>
               <w:right w:val="single" w:sz="4" w:space="0" w:color="auto"/>
             </w:tcBorders>
-            <w:shd w:val="clear" w:color="auto" w:fill="auto"/>
             <w:noWrap/>
             <w:vAlign w:val="center"/>
             <w:hideMark/>
@@ -3497,7 +3123,6 @@
               <w:bottom w:val="single" w:sz="4" w:space="0" w:color="auto"/>
               <w:right w:val="single" w:sz="4" w:space="0" w:color="auto"/>
             </w:tcBorders>
-            <w:shd w:val="clear" w:color="auto" w:fill="auto"/>
             <w:noWrap/>
             <w:vAlign w:val="bottom"/>
             <w:hideMark/>
@@ -3528,7 +3153,6 @@
               <w:bottom w:val="single" w:sz="4" w:space="0" w:color="auto"/>
               <w:right w:val="single" w:sz="4" w:space="0" w:color="auto"/>
             </w:tcBorders>
-            <w:shd w:val="clear" w:color="auto" w:fill="auto"/>
             <w:noWrap/>
             <w:vAlign w:val="bottom"/>
             <w:hideMark/>
@@ -3559,7 +3183,6 @@
               <w:bottom w:val="single" w:sz="4" w:space="0" w:color="auto"/>
               <w:right w:val="single" w:sz="4" w:space="0" w:color="auto"/>
             </w:tcBorders>
-            <w:shd w:val="clear" w:color="auto" w:fill="auto"/>
             <w:noWrap/>
             <w:vAlign w:val="bottom"/>
             <w:hideMark/>
@@ -3594,7 +3217,6 @@
               <w:bottom w:val="single" w:sz="4" w:space="0" w:color="auto"/>
               <w:right w:val="single" w:sz="4" w:space="0" w:color="auto"/>
             </w:tcBorders>
-            <w:shd w:val="clear" w:color="auto" w:fill="auto"/>
             <w:noWrap/>
             <w:vAlign w:val="bottom"/>
             <w:hideMark/>
@@ -3630,7 +3252,6 @@
               <w:bottom w:val="single" w:sz="4" w:space="0" w:color="auto"/>
               <w:right w:val="single" w:sz="4" w:space="0" w:color="auto"/>
             </w:tcBorders>
-            <w:shd w:val="clear" w:color="auto" w:fill="auto"/>
             <w:noWrap/>
             <w:vAlign w:val="bottom"/>
             <w:hideMark/>
@@ -3661,7 +3282,6 @@
               <w:bottom w:val="single" w:sz="4" w:space="0" w:color="auto"/>
               <w:right w:val="single" w:sz="4" w:space="0" w:color="auto"/>
             </w:tcBorders>
-            <w:shd w:val="clear" w:color="auto" w:fill="auto"/>
             <w:noWrap/>
             <w:vAlign w:val="bottom"/>
             <w:hideMark/>
@@ -3692,7 +3312,6 @@
               <w:bottom w:val="single" w:sz="4" w:space="0" w:color="auto"/>
               <w:right w:val="single" w:sz="4" w:space="0" w:color="auto"/>
             </w:tcBorders>
-            <w:shd w:val="clear" w:color="auto" w:fill="auto"/>
             <w:noWrap/>
             <w:vAlign w:val="bottom"/>
             <w:hideMark/>
@@ -3727,7 +3346,6 @@
               <w:bottom w:val="single" w:sz="4" w:space="0" w:color="auto"/>
               <w:right w:val="single" w:sz="4" w:space="0" w:color="auto"/>
             </w:tcBorders>
-            <w:shd w:val="clear" w:color="auto" w:fill="auto"/>
             <w:noWrap/>
             <w:vAlign w:val="bottom"/>
             <w:hideMark/>
@@ -3763,7 +3381,6 @@
               <w:bottom w:val="single" w:sz="4" w:space="0" w:color="auto"/>
               <w:right w:val="single" w:sz="4" w:space="0" w:color="auto"/>
             </w:tcBorders>
-            <w:shd w:val="clear" w:color="auto" w:fill="auto"/>
             <w:noWrap/>
             <w:vAlign w:val="bottom"/>
             <w:hideMark/>
@@ -3794,7 +3411,6 @@
               <w:bottom w:val="single" w:sz="4" w:space="0" w:color="auto"/>
               <w:right w:val="single" w:sz="4" w:space="0" w:color="auto"/>
             </w:tcBorders>
-            <w:shd w:val="clear" w:color="auto" w:fill="auto"/>
             <w:noWrap/>
             <w:vAlign w:val="bottom"/>
             <w:hideMark/>
@@ -3825,7 +3441,6 @@
               <w:bottom w:val="single" w:sz="4" w:space="0" w:color="auto"/>
               <w:right w:val="single" w:sz="4" w:space="0" w:color="auto"/>
             </w:tcBorders>
-            <w:shd w:val="clear" w:color="auto" w:fill="auto"/>
             <w:noWrap/>
             <w:vAlign w:val="bottom"/>
             <w:hideMark/>
@@ -3860,7 +3475,6 @@
               <w:bottom w:val="single" w:sz="4" w:space="0" w:color="auto"/>
               <w:right w:val="single" w:sz="4" w:space="0" w:color="auto"/>
             </w:tcBorders>
-            <w:shd w:val="clear" w:color="auto" w:fill="auto"/>
             <w:noWrap/>
             <w:vAlign w:val="bottom"/>
             <w:hideMark/>
@@ -3896,7 +3510,6 @@
               <w:bottom w:val="single" w:sz="4" w:space="0" w:color="auto"/>
               <w:right w:val="single" w:sz="4" w:space="0" w:color="auto"/>
             </w:tcBorders>
-            <w:shd w:val="clear" w:color="auto" w:fill="auto"/>
             <w:noWrap/>
             <w:vAlign w:val="bottom"/>
             <w:hideMark/>
@@ -3927,7 +3540,6 @@
               <w:bottom w:val="single" w:sz="4" w:space="0" w:color="auto"/>
               <w:right w:val="single" w:sz="4" w:space="0" w:color="auto"/>
             </w:tcBorders>
-            <w:shd w:val="clear" w:color="auto" w:fill="auto"/>
             <w:noWrap/>
             <w:vAlign w:val="bottom"/>
             <w:hideMark/>
@@ -3958,7 +3570,6 @@
               <w:bottom w:val="single" w:sz="4" w:space="0" w:color="auto"/>
               <w:right w:val="single" w:sz="4" w:space="0" w:color="auto"/>
             </w:tcBorders>
-            <w:shd w:val="clear" w:color="auto" w:fill="auto"/>
             <w:noWrap/>
             <w:vAlign w:val="bottom"/>
             <w:hideMark/>
@@ -3993,7 +3604,6 @@
               <w:bottom w:val="single" w:sz="4" w:space="0" w:color="auto"/>
               <w:right w:val="single" w:sz="4" w:space="0" w:color="auto"/>
             </w:tcBorders>
-            <w:shd w:val="clear" w:color="auto" w:fill="auto"/>
             <w:noWrap/>
             <w:vAlign w:val="bottom"/>
             <w:hideMark/>
@@ -4029,7 +3639,6 @@
               <w:bottom w:val="single" w:sz="4" w:space="0" w:color="auto"/>
               <w:right w:val="single" w:sz="4" w:space="0" w:color="auto"/>
             </w:tcBorders>
-            <w:shd w:val="clear" w:color="auto" w:fill="auto"/>
             <w:noWrap/>
             <w:vAlign w:val="bottom"/>
             <w:hideMark/>
@@ -4060,7 +3669,6 @@
               <w:bottom w:val="single" w:sz="4" w:space="0" w:color="auto"/>
               <w:right w:val="single" w:sz="4" w:space="0" w:color="auto"/>
             </w:tcBorders>
-            <w:shd w:val="clear" w:color="auto" w:fill="auto"/>
             <w:noWrap/>
             <w:vAlign w:val="bottom"/>
             <w:hideMark/>
@@ -4091,7 +3699,6 @@
               <w:bottom w:val="single" w:sz="4" w:space="0" w:color="auto"/>
               <w:right w:val="single" w:sz="4" w:space="0" w:color="auto"/>
             </w:tcBorders>
-            <w:shd w:val="clear" w:color="auto" w:fill="auto"/>
             <w:noWrap/>
             <w:vAlign w:val="bottom"/>
             <w:hideMark/>
@@ -4126,7 +3733,6 @@
               <w:bottom w:val="single" w:sz="4" w:space="0" w:color="auto"/>
               <w:right w:val="single" w:sz="4" w:space="0" w:color="auto"/>
             </w:tcBorders>
-            <w:shd w:val="clear" w:color="auto" w:fill="auto"/>
             <w:noWrap/>
             <w:vAlign w:val="bottom"/>
             <w:hideMark/>
@@ -4162,7 +3768,6 @@
               <w:bottom w:val="single" w:sz="4" w:space="0" w:color="auto"/>
               <w:right w:val="single" w:sz="4" w:space="0" w:color="auto"/>
             </w:tcBorders>
-            <w:shd w:val="clear" w:color="auto" w:fill="auto"/>
             <w:noWrap/>
             <w:vAlign w:val="bottom"/>
             <w:hideMark/>
@@ -4193,7 +3798,6 @@
               <w:bottom w:val="single" w:sz="4" w:space="0" w:color="auto"/>
               <w:right w:val="single" w:sz="4" w:space="0" w:color="auto"/>
             </w:tcBorders>
-            <w:shd w:val="clear" w:color="auto" w:fill="auto"/>
             <w:noWrap/>
             <w:vAlign w:val="bottom"/>
             <w:hideMark/>
@@ -4224,7 +3828,6 @@
               <w:bottom w:val="single" w:sz="4" w:space="0" w:color="auto"/>
               <w:right w:val="single" w:sz="4" w:space="0" w:color="auto"/>
             </w:tcBorders>
-            <w:shd w:val="clear" w:color="auto" w:fill="auto"/>
             <w:noWrap/>
             <w:vAlign w:val="bottom"/>
             <w:hideMark/>
@@ -4259,7 +3862,6 @@
               <w:bottom w:val="single" w:sz="4" w:space="0" w:color="auto"/>
               <w:right w:val="single" w:sz="4" w:space="0" w:color="auto"/>
             </w:tcBorders>
-            <w:shd w:val="clear" w:color="auto" w:fill="auto"/>
             <w:noWrap/>
             <w:vAlign w:val="bottom"/>
             <w:hideMark/>
@@ -4295,7 +3897,6 @@
               <w:bottom w:val="single" w:sz="4" w:space="0" w:color="auto"/>
               <w:right w:val="single" w:sz="4" w:space="0" w:color="auto"/>
             </w:tcBorders>
-            <w:shd w:val="clear" w:color="auto" w:fill="auto"/>
             <w:noWrap/>
             <w:vAlign w:val="bottom"/>
             <w:hideMark/>
@@ -4326,7 +3927,6 @@
               <w:bottom w:val="single" w:sz="4" w:space="0" w:color="auto"/>
               <w:right w:val="single" w:sz="4" w:space="0" w:color="auto"/>
             </w:tcBorders>
-            <w:shd w:val="clear" w:color="auto" w:fill="auto"/>
             <w:noWrap/>
             <w:vAlign w:val="bottom"/>
             <w:hideMark/>
@@ -4357,7 +3957,6 @@
               <w:bottom w:val="single" w:sz="4" w:space="0" w:color="auto"/>
               <w:right w:val="single" w:sz="4" w:space="0" w:color="auto"/>
             </w:tcBorders>
-            <w:shd w:val="clear" w:color="auto" w:fill="auto"/>
             <w:noWrap/>
             <w:vAlign w:val="bottom"/>
             <w:hideMark/>
@@ -4392,7 +3991,6 @@
               <w:bottom w:val="single" w:sz="4" w:space="0" w:color="auto"/>
               <w:right w:val="single" w:sz="4" w:space="0" w:color="auto"/>
             </w:tcBorders>
-            <w:shd w:val="clear" w:color="auto" w:fill="auto"/>
             <w:noWrap/>
             <w:vAlign w:val="bottom"/>
             <w:hideMark/>
@@ -4410,27 +4008,8 @@
                 <w:rFonts w:cs="Calibri"/>
                 <w:color w:val="000000"/>
               </w:rPr>
-              <w:t xml:space="preserve">Digital </w:t>
+              <w:t>Digital Electronics,Applied Maths-I</w:t>
             </w:r>
-            <w:proofErr w:type="spellStart"/>
-            <w:proofErr w:type="gramStart"/>
-            <w:r>
-              <w:rPr>
-                <w:rFonts w:cs="Calibri"/>
-                <w:color w:val="000000"/>
-              </w:rPr>
-              <w:t>Electronics,Applied</w:t>
-            </w:r>
-            <w:proofErr w:type="spellEnd"/>
-            <w:proofErr w:type="gramEnd"/>
-            <w:r>
-              <w:rPr>
-                <w:rFonts w:cs="Calibri"/>
-                <w:color w:val="000000"/>
-              </w:rPr>
-              <w:t xml:space="preserve"> Maths-</w:t>
-            </w:r>
-            <w:proofErr w:type="spellStart"/>
             <w:r>
               <w:rPr>
                 <w:rFonts w:cs="Calibri"/>
@@ -4443,22 +4022,7 @@
                 <w:rFonts w:cs="Calibri"/>
                 <w:color w:val="000000"/>
               </w:rPr>
-              <w:t>I</w:t>
-            </w:r>
-            <w:r>
-              <w:rPr>
-                <w:rFonts w:cs="Calibri"/>
-                <w:color w:val="000000"/>
-              </w:rPr>
-              <w:t>,Fundamentals</w:t>
-            </w:r>
-            <w:proofErr w:type="spellEnd"/>
-            <w:r>
-              <w:rPr>
-                <w:rFonts w:cs="Calibri"/>
-                <w:color w:val="000000"/>
-              </w:rPr>
-              <w:t xml:space="preserve"> of Electronics</w:t>
+              <w:t>,Fundamentals of Electronics</w:t>
             </w:r>
           </w:p>
         </w:tc>
@@ -4476,7 +4040,6 @@
               <w:bottom w:val="single" w:sz="4" w:space="0" w:color="auto"/>
               <w:right w:val="single" w:sz="4" w:space="0" w:color="auto"/>
             </w:tcBorders>
-            <w:shd w:val="clear" w:color="auto" w:fill="auto"/>
             <w:noWrap/>
             <w:vAlign w:val="bottom"/>
             <w:hideMark/>
@@ -4507,7 +4070,6 @@
               <w:bottom w:val="single" w:sz="4" w:space="0" w:color="auto"/>
               <w:right w:val="single" w:sz="4" w:space="0" w:color="auto"/>
             </w:tcBorders>
-            <w:shd w:val="clear" w:color="auto" w:fill="auto"/>
             <w:noWrap/>
             <w:vAlign w:val="bottom"/>
             <w:hideMark/>
@@ -4538,7 +4100,6 @@
               <w:bottom w:val="single" w:sz="4" w:space="0" w:color="auto"/>
               <w:right w:val="single" w:sz="4" w:space="0" w:color="auto"/>
             </w:tcBorders>
-            <w:shd w:val="clear" w:color="auto" w:fill="auto"/>
             <w:noWrap/>
             <w:vAlign w:val="bottom"/>
             <w:hideMark/>
@@ -4573,7 +4134,6 @@
               <w:bottom w:val="single" w:sz="4" w:space="0" w:color="auto"/>
               <w:right w:val="single" w:sz="4" w:space="0" w:color="auto"/>
             </w:tcBorders>
-            <w:shd w:val="clear" w:color="auto" w:fill="auto"/>
             <w:noWrap/>
             <w:vAlign w:val="bottom"/>
             <w:hideMark/>
@@ -4591,25 +4151,7 @@
                 <w:rFonts w:cs="Calibri"/>
                 <w:color w:val="000000"/>
               </w:rPr>
-              <w:t xml:space="preserve">Digital </w:t>
-            </w:r>
-            <w:proofErr w:type="spellStart"/>
-            <w:proofErr w:type="gramStart"/>
-            <w:r>
-              <w:rPr>
-                <w:rFonts w:cs="Calibri"/>
-                <w:color w:val="000000"/>
-              </w:rPr>
-              <w:t>Electronics,Applied</w:t>
-            </w:r>
-            <w:proofErr w:type="spellEnd"/>
-            <w:proofErr w:type="gramEnd"/>
-            <w:r>
-              <w:rPr>
-                <w:rFonts w:cs="Calibri"/>
-                <w:color w:val="000000"/>
-              </w:rPr>
-              <w:t xml:space="preserve"> Maths-I</w:t>
+              <w:t>Digital Electronics,Applied Maths-I</w:t>
             </w:r>
             <w:r>
               <w:rPr>
@@ -4641,7 +4183,6 @@
               <w:bottom w:val="single" w:sz="4" w:space="0" w:color="auto"/>
               <w:right w:val="single" w:sz="4" w:space="0" w:color="auto"/>
             </w:tcBorders>
-            <w:shd w:val="clear" w:color="auto" w:fill="auto"/>
             <w:noWrap/>
             <w:vAlign w:val="bottom"/>
             <w:hideMark/>
@@ -4672,7 +4213,6 @@
               <w:bottom w:val="single" w:sz="4" w:space="0" w:color="auto"/>
               <w:right w:val="single" w:sz="4" w:space="0" w:color="auto"/>
             </w:tcBorders>
-            <w:shd w:val="clear" w:color="auto" w:fill="auto"/>
             <w:noWrap/>
             <w:vAlign w:val="bottom"/>
             <w:hideMark/>
@@ -4703,7 +4243,6 @@
               <w:bottom w:val="single" w:sz="4" w:space="0" w:color="auto"/>
               <w:right w:val="single" w:sz="4" w:space="0" w:color="auto"/>
             </w:tcBorders>
-            <w:shd w:val="clear" w:color="auto" w:fill="auto"/>
             <w:noWrap/>
             <w:vAlign w:val="bottom"/>
             <w:hideMark/>
@@ -4738,7 +4277,6 @@
               <w:bottom w:val="single" w:sz="4" w:space="0" w:color="auto"/>
               <w:right w:val="single" w:sz="4" w:space="0" w:color="auto"/>
             </w:tcBorders>
-            <w:shd w:val="clear" w:color="auto" w:fill="auto"/>
             <w:noWrap/>
             <w:vAlign w:val="bottom"/>
             <w:hideMark/>
@@ -4751,39 +4289,12 @@
                 <w:color w:val="000000"/>
               </w:rPr>
             </w:pPr>
-            <w:proofErr w:type="spellStart"/>
-            <w:proofErr w:type="gramStart"/>
             <w:r>
               <w:rPr>
                 <w:rFonts w:cs="Calibri"/>
                 <w:color w:val="000000"/>
               </w:rPr>
-              <w:t>DE,Applied</w:t>
-            </w:r>
-            <w:proofErr w:type="spellEnd"/>
-            <w:proofErr w:type="gramEnd"/>
-            <w:r>
-              <w:rPr>
-                <w:rFonts w:cs="Calibri"/>
-                <w:color w:val="000000"/>
-              </w:rPr>
-              <w:t xml:space="preserve"> </w:t>
-            </w:r>
-            <w:proofErr w:type="spellStart"/>
-            <w:r>
-              <w:rPr>
-                <w:rFonts w:cs="Calibri"/>
-                <w:color w:val="000000"/>
-              </w:rPr>
-              <w:t>Maths,Fundamentals</w:t>
-            </w:r>
-            <w:proofErr w:type="spellEnd"/>
-            <w:r>
-              <w:rPr>
-                <w:rFonts w:cs="Calibri"/>
-                <w:color w:val="000000"/>
-              </w:rPr>
-              <w:t xml:space="preserve"> of Electronics</w:t>
+              <w:t>DE,Applied Maths,Fundamentals of Electronics</w:t>
             </w:r>
           </w:p>
         </w:tc>
@@ -4801,7 +4312,6 @@
               <w:bottom w:val="single" w:sz="4" w:space="0" w:color="auto"/>
               <w:right w:val="single" w:sz="4" w:space="0" w:color="auto"/>
             </w:tcBorders>
-            <w:shd w:val="clear" w:color="auto" w:fill="auto"/>
             <w:noWrap/>
             <w:vAlign w:val="bottom"/>
             <w:hideMark/>
@@ -4832,7 +4342,6 @@
               <w:bottom w:val="single" w:sz="4" w:space="0" w:color="auto"/>
               <w:right w:val="single" w:sz="4" w:space="0" w:color="auto"/>
             </w:tcBorders>
-            <w:shd w:val="clear" w:color="auto" w:fill="auto"/>
             <w:noWrap/>
             <w:vAlign w:val="bottom"/>
             <w:hideMark/>
@@ -4863,7 +4372,6 @@
               <w:bottom w:val="single" w:sz="4" w:space="0" w:color="auto"/>
               <w:right w:val="single" w:sz="4" w:space="0" w:color="auto"/>
             </w:tcBorders>
-            <w:shd w:val="clear" w:color="auto" w:fill="auto"/>
             <w:noWrap/>
             <w:vAlign w:val="bottom"/>
             <w:hideMark/>
@@ -4898,7 +4406,6 @@
               <w:bottom w:val="single" w:sz="4" w:space="0" w:color="auto"/>
               <w:right w:val="single" w:sz="4" w:space="0" w:color="auto"/>
             </w:tcBorders>
-            <w:shd w:val="clear" w:color="auto" w:fill="auto"/>
             <w:noWrap/>
             <w:vAlign w:val="bottom"/>
             <w:hideMark/>
@@ -4911,39 +4418,12 @@
                 <w:color w:val="000000"/>
               </w:rPr>
             </w:pPr>
-            <w:proofErr w:type="spellStart"/>
-            <w:proofErr w:type="gramStart"/>
             <w:r>
               <w:rPr>
                 <w:rFonts w:cs="Calibri"/>
                 <w:color w:val="000000"/>
               </w:rPr>
-              <w:t>DE,Applied</w:t>
-            </w:r>
-            <w:proofErr w:type="spellEnd"/>
-            <w:proofErr w:type="gramEnd"/>
-            <w:r>
-              <w:rPr>
-                <w:rFonts w:cs="Calibri"/>
-                <w:color w:val="000000"/>
-              </w:rPr>
-              <w:t xml:space="preserve"> </w:t>
-            </w:r>
-            <w:proofErr w:type="spellStart"/>
-            <w:r>
-              <w:rPr>
-                <w:rFonts w:cs="Calibri"/>
-                <w:color w:val="000000"/>
-              </w:rPr>
-              <w:t>Maths,Fundamentals</w:t>
-            </w:r>
-            <w:proofErr w:type="spellEnd"/>
-            <w:r>
-              <w:rPr>
-                <w:rFonts w:cs="Calibri"/>
-                <w:color w:val="000000"/>
-              </w:rPr>
-              <w:t xml:space="preserve"> of Electronics</w:t>
+              <w:t>DE,Applied Maths,Fundamentals of Electronics</w:t>
             </w:r>
           </w:p>
         </w:tc>
@@ -4961,7 +4441,6 @@
               <w:bottom w:val="single" w:sz="4" w:space="0" w:color="auto"/>
               <w:right w:val="single" w:sz="4" w:space="0" w:color="auto"/>
             </w:tcBorders>
-            <w:shd w:val="clear" w:color="auto" w:fill="auto"/>
             <w:noWrap/>
             <w:vAlign w:val="bottom"/>
             <w:hideMark/>
@@ -4992,7 +4471,6 @@
               <w:bottom w:val="single" w:sz="4" w:space="0" w:color="auto"/>
               <w:right w:val="single" w:sz="4" w:space="0" w:color="auto"/>
             </w:tcBorders>
-            <w:shd w:val="clear" w:color="auto" w:fill="auto"/>
             <w:noWrap/>
             <w:vAlign w:val="bottom"/>
             <w:hideMark/>
@@ -5023,7 +4501,6 @@
               <w:bottom w:val="single" w:sz="4" w:space="0" w:color="auto"/>
               <w:right w:val="single" w:sz="4" w:space="0" w:color="auto"/>
             </w:tcBorders>
-            <w:shd w:val="clear" w:color="auto" w:fill="auto"/>
             <w:noWrap/>
             <w:vAlign w:val="bottom"/>
             <w:hideMark/>
@@ -5058,7 +4535,6 @@
               <w:bottom w:val="single" w:sz="4" w:space="0" w:color="auto"/>
               <w:right w:val="single" w:sz="4" w:space="0" w:color="auto"/>
             </w:tcBorders>
-            <w:shd w:val="clear" w:color="auto" w:fill="auto"/>
             <w:noWrap/>
             <w:vAlign w:val="bottom"/>
             <w:hideMark/>
@@ -5071,39 +4547,12 @@
                 <w:color w:val="000000"/>
               </w:rPr>
             </w:pPr>
-            <w:proofErr w:type="spellStart"/>
-            <w:proofErr w:type="gramStart"/>
             <w:r>
               <w:rPr>
                 <w:rFonts w:cs="Calibri"/>
                 <w:color w:val="000000"/>
               </w:rPr>
-              <w:t>DE,Applied</w:t>
-            </w:r>
-            <w:proofErr w:type="spellEnd"/>
-            <w:proofErr w:type="gramEnd"/>
-            <w:r>
-              <w:rPr>
-                <w:rFonts w:cs="Calibri"/>
-                <w:color w:val="000000"/>
-              </w:rPr>
-              <w:t xml:space="preserve"> </w:t>
-            </w:r>
-            <w:proofErr w:type="spellStart"/>
-            <w:r>
-              <w:rPr>
-                <w:rFonts w:cs="Calibri"/>
-                <w:color w:val="000000"/>
-              </w:rPr>
-              <w:t>Maths,Fundamentals</w:t>
-            </w:r>
-            <w:proofErr w:type="spellEnd"/>
-            <w:r>
-              <w:rPr>
-                <w:rFonts w:cs="Calibri"/>
-                <w:color w:val="000000"/>
-              </w:rPr>
-              <w:t xml:space="preserve"> of Electronics</w:t>
+              <w:t>DE,Applied Maths,Fundamentals of Electronics</w:t>
             </w:r>
           </w:p>
         </w:tc>
@@ -5121,7 +4570,6 @@
               <w:bottom w:val="single" w:sz="4" w:space="0" w:color="auto"/>
               <w:right w:val="single" w:sz="4" w:space="0" w:color="auto"/>
             </w:tcBorders>
-            <w:shd w:val="clear" w:color="auto" w:fill="auto"/>
             <w:noWrap/>
             <w:vAlign w:val="bottom"/>
             <w:hideMark/>
@@ -5152,7 +4600,6 @@
               <w:bottom w:val="single" w:sz="4" w:space="0" w:color="auto"/>
               <w:right w:val="single" w:sz="4" w:space="0" w:color="auto"/>
             </w:tcBorders>
-            <w:shd w:val="clear" w:color="auto" w:fill="auto"/>
             <w:noWrap/>
             <w:vAlign w:val="bottom"/>
             <w:hideMark/>
@@ -5183,7 +4630,6 @@
               <w:bottom w:val="single" w:sz="4" w:space="0" w:color="auto"/>
               <w:right w:val="single" w:sz="4" w:space="0" w:color="auto"/>
             </w:tcBorders>
-            <w:shd w:val="clear" w:color="auto" w:fill="auto"/>
             <w:noWrap/>
             <w:vAlign w:val="bottom"/>
             <w:hideMark/>
@@ -5218,7 +4664,6 @@
               <w:bottom w:val="single" w:sz="4" w:space="0" w:color="auto"/>
               <w:right w:val="single" w:sz="4" w:space="0" w:color="auto"/>
             </w:tcBorders>
-            <w:shd w:val="clear" w:color="auto" w:fill="auto"/>
             <w:noWrap/>
             <w:vAlign w:val="bottom"/>
             <w:hideMark/>
@@ -5231,46 +4676,12 @@
                 <w:color w:val="000000"/>
               </w:rPr>
             </w:pPr>
-            <w:proofErr w:type="spellStart"/>
-            <w:proofErr w:type="gramStart"/>
             <w:r>
               <w:rPr>
                 <w:rFonts w:cs="Calibri"/>
                 <w:color w:val="000000"/>
               </w:rPr>
-              <w:t>FEE,DE</w:t>
-            </w:r>
-            <w:proofErr w:type="gramEnd"/>
-            <w:r>
-              <w:rPr>
-                <w:rFonts w:cs="Calibri"/>
-                <w:color w:val="000000"/>
-              </w:rPr>
-              <w:t>,Applied</w:t>
-            </w:r>
-            <w:proofErr w:type="spellEnd"/>
-            <w:r>
-              <w:rPr>
-                <w:rFonts w:cs="Calibri"/>
-                <w:color w:val="000000"/>
-              </w:rPr>
-              <w:t xml:space="preserve"> </w:t>
-            </w:r>
-            <w:proofErr w:type="spellStart"/>
-            <w:r>
-              <w:rPr>
-                <w:rFonts w:cs="Calibri"/>
-                <w:color w:val="000000"/>
-              </w:rPr>
-              <w:t>Maths,Fundamentals</w:t>
-            </w:r>
-            <w:proofErr w:type="spellEnd"/>
-            <w:r>
-              <w:rPr>
-                <w:rFonts w:cs="Calibri"/>
-                <w:color w:val="000000"/>
-              </w:rPr>
-              <w:t xml:space="preserve"> of Electronics</w:t>
+              <w:t>FEE,DE,Applied Maths,Fundamentals of Electronics</w:t>
             </w:r>
           </w:p>
         </w:tc>
@@ -5288,7 +4699,6 @@
               <w:bottom w:val="single" w:sz="4" w:space="0" w:color="auto"/>
               <w:right w:val="single" w:sz="4" w:space="0" w:color="auto"/>
             </w:tcBorders>
-            <w:shd w:val="clear" w:color="auto" w:fill="auto"/>
             <w:noWrap/>
             <w:vAlign w:val="bottom"/>
             <w:hideMark/>
@@ -5306,7 +4716,6 @@
                 <w:rFonts w:cs="Calibri"/>
                 <w:color w:val="000000"/>
               </w:rPr>
-              <w:lastRenderedPageBreak/>
               <w:t>13</w:t>
             </w:r>
           </w:p>
@@ -5320,7 +4729,6 @@
               <w:bottom w:val="single" w:sz="4" w:space="0" w:color="auto"/>
               <w:right w:val="single" w:sz="4" w:space="0" w:color="auto"/>
             </w:tcBorders>
-            <w:shd w:val="clear" w:color="auto" w:fill="auto"/>
             <w:noWrap/>
             <w:vAlign w:val="bottom"/>
             <w:hideMark/>
@@ -5351,7 +4759,6 @@
               <w:bottom w:val="single" w:sz="4" w:space="0" w:color="auto"/>
               <w:right w:val="single" w:sz="4" w:space="0" w:color="auto"/>
             </w:tcBorders>
-            <w:shd w:val="clear" w:color="auto" w:fill="auto"/>
             <w:noWrap/>
             <w:vAlign w:val="bottom"/>
             <w:hideMark/>
@@ -5386,7 +4793,6 @@
               <w:bottom w:val="single" w:sz="4" w:space="0" w:color="auto"/>
               <w:right w:val="single" w:sz="4" w:space="0" w:color="auto"/>
             </w:tcBorders>
-            <w:shd w:val="clear" w:color="auto" w:fill="auto"/>
             <w:noWrap/>
             <w:vAlign w:val="bottom"/>
             <w:hideMark/>
@@ -5399,49 +4805,13 @@
                 <w:color w:val="000000"/>
               </w:rPr>
             </w:pPr>
-            <w:proofErr w:type="spellStart"/>
-            <w:proofErr w:type="gramStart"/>
             <w:r>
               <w:rPr>
                 <w:rFonts w:cs="Calibri"/>
                 <w:color w:val="000000"/>
               </w:rPr>
-              <w:t>DE,Applied</w:t>
+              <w:t>DE,Applied Maths,Fundamentals of Electronics,ICIT</w:t>
             </w:r>
-            <w:proofErr w:type="spellEnd"/>
-            <w:proofErr w:type="gramEnd"/>
-            <w:r>
-              <w:rPr>
-                <w:rFonts w:cs="Calibri"/>
-                <w:color w:val="000000"/>
-              </w:rPr>
-              <w:t xml:space="preserve"> </w:t>
-            </w:r>
-            <w:proofErr w:type="spellStart"/>
-            <w:r>
-              <w:rPr>
-                <w:rFonts w:cs="Calibri"/>
-                <w:color w:val="000000"/>
-              </w:rPr>
-              <w:t>Maths,Fundamentals</w:t>
-            </w:r>
-            <w:proofErr w:type="spellEnd"/>
-            <w:r>
-              <w:rPr>
-                <w:rFonts w:cs="Calibri"/>
-                <w:color w:val="000000"/>
-              </w:rPr>
-              <w:t xml:space="preserve"> of </w:t>
-            </w:r>
-            <w:proofErr w:type="spellStart"/>
-            <w:r>
-              <w:rPr>
-                <w:rFonts w:cs="Calibri"/>
-                <w:color w:val="000000"/>
-              </w:rPr>
-              <w:t>Electronics,ICIT</w:t>
-            </w:r>
-            <w:proofErr w:type="spellEnd"/>
           </w:p>
         </w:tc>
       </w:tr>
@@ -5812,7 +5182,6 @@
               <w:bottom w:val="single" w:sz="4" w:space="0" w:color="auto"/>
               <w:right w:val="single" w:sz="4" w:space="0" w:color="auto"/>
             </w:tcBorders>
-            <w:shd w:val="clear" w:color="auto" w:fill="auto"/>
             <w:noWrap/>
             <w:vAlign w:val="center"/>
             <w:hideMark/>
@@ -5848,7 +5217,6 @@
               <w:bottom w:val="single" w:sz="4" w:space="0" w:color="auto"/>
               <w:right w:val="single" w:sz="4" w:space="0" w:color="auto"/>
             </w:tcBorders>
-            <w:shd w:val="clear" w:color="auto" w:fill="auto"/>
             <w:noWrap/>
             <w:vAlign w:val="center"/>
             <w:hideMark/>
@@ -5884,7 +5252,6 @@
               <w:bottom w:val="single" w:sz="4" w:space="0" w:color="auto"/>
               <w:right w:val="single" w:sz="4" w:space="0" w:color="auto"/>
             </w:tcBorders>
-            <w:shd w:val="clear" w:color="auto" w:fill="auto"/>
             <w:noWrap/>
             <w:vAlign w:val="center"/>
             <w:hideMark/>
@@ -5920,7 +5287,6 @@
               <w:bottom w:val="single" w:sz="4" w:space="0" w:color="auto"/>
               <w:right w:val="single" w:sz="4" w:space="0" w:color="auto"/>
             </w:tcBorders>
-            <w:shd w:val="clear" w:color="auto" w:fill="auto"/>
             <w:noWrap/>
             <w:vAlign w:val="center"/>
             <w:hideMark/>
@@ -6056,7 +5422,6 @@
               <w:bottom w:val="nil"/>
               <w:right w:val="nil"/>
             </w:tcBorders>
-            <w:shd w:val="clear" w:color="auto" w:fill="auto"/>
             <w:noWrap/>
             <w:vAlign w:val="bottom"/>
             <w:hideMark/>
@@ -6087,7 +5452,6 @@
               <w:bottom w:val="single" w:sz="4" w:space="0" w:color="auto"/>
               <w:right w:val="single" w:sz="4" w:space="0" w:color="auto"/>
             </w:tcBorders>
-            <w:shd w:val="clear" w:color="auto" w:fill="auto"/>
             <w:noWrap/>
             <w:vAlign w:val="center"/>
             <w:hideMark/>
@@ -6122,7 +5486,6 @@
               <w:bottom w:val="single" w:sz="4" w:space="0" w:color="auto"/>
               <w:right w:val="single" w:sz="4" w:space="0" w:color="auto"/>
             </w:tcBorders>
-            <w:shd w:val="clear" w:color="auto" w:fill="auto"/>
             <w:vAlign w:val="center"/>
             <w:hideMark/>
           </w:tcPr>
@@ -6156,7 +5519,6 @@
               <w:bottom w:val="single" w:sz="4" w:space="0" w:color="auto"/>
               <w:right w:val="single" w:sz="4" w:space="0" w:color="auto"/>
             </w:tcBorders>
-            <w:shd w:val="clear" w:color="auto" w:fill="auto"/>
             <w:noWrap/>
             <w:vAlign w:val="center"/>
             <w:hideMark/>
@@ -6191,7 +5553,6 @@
               <w:bottom w:val="single" w:sz="4" w:space="0" w:color="auto"/>
               <w:right w:val="single" w:sz="4" w:space="0" w:color="auto"/>
             </w:tcBorders>
-            <w:shd w:val="clear" w:color="auto" w:fill="auto"/>
             <w:noWrap/>
             <w:vAlign w:val="center"/>
             <w:hideMark/>
@@ -6243,7 +5604,6 @@
               <w:bottom w:val="single" w:sz="4" w:space="0" w:color="auto"/>
               <w:right w:val="single" w:sz="4" w:space="0" w:color="auto"/>
             </w:tcBorders>
-            <w:shd w:val="clear" w:color="auto" w:fill="auto"/>
             <w:noWrap/>
             <w:vAlign w:val="center"/>
             <w:hideMark/>
@@ -6278,7 +5638,6 @@
               <w:bottom w:val="single" w:sz="4" w:space="0" w:color="auto"/>
               <w:right w:val="single" w:sz="4" w:space="0" w:color="auto"/>
             </w:tcBorders>
-            <w:shd w:val="clear" w:color="auto" w:fill="auto"/>
             <w:vAlign w:val="center"/>
             <w:hideMark/>
           </w:tcPr>
@@ -6312,7 +5671,6 @@
               <w:bottom w:val="single" w:sz="4" w:space="0" w:color="auto"/>
               <w:right w:val="single" w:sz="4" w:space="0" w:color="auto"/>
             </w:tcBorders>
-            <w:shd w:val="clear" w:color="auto" w:fill="auto"/>
             <w:noWrap/>
             <w:vAlign w:val="center"/>
             <w:hideMark/>
@@ -6347,7 +5705,6 @@
               <w:bottom w:val="single" w:sz="4" w:space="0" w:color="auto"/>
               <w:right w:val="single" w:sz="4" w:space="0" w:color="auto"/>
             </w:tcBorders>
-            <w:shd w:val="clear" w:color="auto" w:fill="auto"/>
             <w:noWrap/>
             <w:vAlign w:val="center"/>
             <w:hideMark/>
@@ -6399,7 +5756,6 @@
               <w:bottom w:val="single" w:sz="4" w:space="0" w:color="auto"/>
               <w:right w:val="single" w:sz="4" w:space="0" w:color="auto"/>
             </w:tcBorders>
-            <w:shd w:val="clear" w:color="auto" w:fill="auto"/>
             <w:noWrap/>
             <w:vAlign w:val="center"/>
             <w:hideMark/>
@@ -6434,7 +5790,6 @@
               <w:bottom w:val="single" w:sz="4" w:space="0" w:color="auto"/>
               <w:right w:val="single" w:sz="4" w:space="0" w:color="auto"/>
             </w:tcBorders>
-            <w:shd w:val="clear" w:color="auto" w:fill="auto"/>
             <w:vAlign w:val="center"/>
             <w:hideMark/>
           </w:tcPr>
@@ -6468,7 +5823,6 @@
               <w:bottom w:val="single" w:sz="4" w:space="0" w:color="auto"/>
               <w:right w:val="single" w:sz="4" w:space="0" w:color="auto"/>
             </w:tcBorders>
-            <w:shd w:val="clear" w:color="auto" w:fill="auto"/>
             <w:noWrap/>
             <w:vAlign w:val="center"/>
             <w:hideMark/>
@@ -6503,7 +5857,6 @@
               <w:bottom w:val="single" w:sz="4" w:space="0" w:color="auto"/>
               <w:right w:val="single" w:sz="4" w:space="0" w:color="auto"/>
             </w:tcBorders>
-            <w:shd w:val="clear" w:color="auto" w:fill="auto"/>
             <w:noWrap/>
             <w:vAlign w:val="center"/>
             <w:hideMark/>
@@ -6521,23 +5874,7 @@
                 <w:rFonts w:cs="Calibri"/>
                 <w:color w:val="000000"/>
               </w:rPr>
-              <w:t>CS-</w:t>
-            </w:r>
-            <w:proofErr w:type="gramStart"/>
-            <w:r>
-              <w:rPr>
-                <w:rFonts w:cs="Calibri"/>
-                <w:color w:val="000000"/>
-              </w:rPr>
-              <w:t>I,PE</w:t>
-            </w:r>
-            <w:proofErr w:type="gramEnd"/>
-            <w:r>
-              <w:rPr>
-                <w:rFonts w:cs="Calibri"/>
-                <w:color w:val="000000"/>
-              </w:rPr>
-              <w:t>,MP</w:t>
+              <w:t>CS-I,PE,MP</w:t>
             </w:r>
           </w:p>
         </w:tc>
@@ -6571,7 +5908,6 @@
               <w:bottom w:val="single" w:sz="4" w:space="0" w:color="auto"/>
               <w:right w:val="single" w:sz="4" w:space="0" w:color="auto"/>
             </w:tcBorders>
-            <w:shd w:val="clear" w:color="auto" w:fill="auto"/>
             <w:noWrap/>
             <w:vAlign w:val="center"/>
             <w:hideMark/>
@@ -6606,7 +5942,6 @@
               <w:bottom w:val="single" w:sz="4" w:space="0" w:color="auto"/>
               <w:right w:val="single" w:sz="4" w:space="0" w:color="auto"/>
             </w:tcBorders>
-            <w:shd w:val="clear" w:color="auto" w:fill="auto"/>
             <w:vAlign w:val="center"/>
             <w:hideMark/>
           </w:tcPr>
@@ -6640,7 +5975,6 @@
               <w:bottom w:val="single" w:sz="4" w:space="0" w:color="auto"/>
               <w:right w:val="single" w:sz="4" w:space="0" w:color="auto"/>
             </w:tcBorders>
-            <w:shd w:val="clear" w:color="auto" w:fill="auto"/>
             <w:noWrap/>
             <w:vAlign w:val="center"/>
             <w:hideMark/>
@@ -6675,7 +6009,6 @@
               <w:bottom w:val="single" w:sz="4" w:space="0" w:color="auto"/>
               <w:right w:val="single" w:sz="4" w:space="0" w:color="auto"/>
             </w:tcBorders>
-            <w:shd w:val="clear" w:color="auto" w:fill="auto"/>
             <w:noWrap/>
             <w:vAlign w:val="center"/>
             <w:hideMark/>
@@ -6727,7 +6060,6 @@
               <w:bottom w:val="single" w:sz="4" w:space="0" w:color="auto"/>
               <w:right w:val="single" w:sz="4" w:space="0" w:color="auto"/>
             </w:tcBorders>
-            <w:shd w:val="clear" w:color="auto" w:fill="auto"/>
             <w:noWrap/>
             <w:vAlign w:val="center"/>
             <w:hideMark/>
@@ -6762,7 +6094,6 @@
               <w:bottom w:val="single" w:sz="4" w:space="0" w:color="auto"/>
               <w:right w:val="single" w:sz="4" w:space="0" w:color="auto"/>
             </w:tcBorders>
-            <w:shd w:val="clear" w:color="auto" w:fill="auto"/>
             <w:vAlign w:val="center"/>
             <w:hideMark/>
           </w:tcPr>
@@ -6796,7 +6127,6 @@
               <w:bottom w:val="single" w:sz="4" w:space="0" w:color="auto"/>
               <w:right w:val="single" w:sz="4" w:space="0" w:color="auto"/>
             </w:tcBorders>
-            <w:shd w:val="clear" w:color="auto" w:fill="auto"/>
             <w:noWrap/>
             <w:vAlign w:val="center"/>
             <w:hideMark/>
@@ -6831,7 +6161,6 @@
               <w:bottom w:val="single" w:sz="4" w:space="0" w:color="auto"/>
               <w:right w:val="single" w:sz="4" w:space="0" w:color="auto"/>
             </w:tcBorders>
-            <w:shd w:val="clear" w:color="auto" w:fill="auto"/>
             <w:noWrap/>
             <w:vAlign w:val="center"/>
             <w:hideMark/>
@@ -6883,7 +6212,6 @@
               <w:bottom w:val="single" w:sz="4" w:space="0" w:color="auto"/>
               <w:right w:val="single" w:sz="4" w:space="0" w:color="auto"/>
             </w:tcBorders>
-            <w:shd w:val="clear" w:color="auto" w:fill="auto"/>
             <w:noWrap/>
             <w:vAlign w:val="center"/>
             <w:hideMark/>
@@ -6918,7 +6246,6 @@
               <w:bottom w:val="single" w:sz="4" w:space="0" w:color="auto"/>
               <w:right w:val="single" w:sz="4" w:space="0" w:color="auto"/>
             </w:tcBorders>
-            <w:shd w:val="clear" w:color="auto" w:fill="auto"/>
             <w:vAlign w:val="center"/>
             <w:hideMark/>
           </w:tcPr>
@@ -6952,7 +6279,6 @@
               <w:bottom w:val="single" w:sz="4" w:space="0" w:color="auto"/>
               <w:right w:val="single" w:sz="4" w:space="0" w:color="auto"/>
             </w:tcBorders>
-            <w:shd w:val="clear" w:color="auto" w:fill="auto"/>
             <w:noWrap/>
             <w:vAlign w:val="center"/>
             <w:hideMark/>
@@ -6987,7 +6313,6 @@
               <w:bottom w:val="single" w:sz="4" w:space="0" w:color="auto"/>
               <w:right w:val="single" w:sz="4" w:space="0" w:color="auto"/>
             </w:tcBorders>
-            <w:shd w:val="clear" w:color="auto" w:fill="auto"/>
             <w:noWrap/>
             <w:vAlign w:val="center"/>
             <w:hideMark/>
@@ -7039,7 +6364,6 @@
               <w:bottom w:val="single" w:sz="4" w:space="0" w:color="auto"/>
               <w:right w:val="single" w:sz="4" w:space="0" w:color="auto"/>
             </w:tcBorders>
-            <w:shd w:val="clear" w:color="auto" w:fill="auto"/>
             <w:noWrap/>
             <w:vAlign w:val="center"/>
             <w:hideMark/>
@@ -7074,7 +6398,6 @@
               <w:bottom w:val="single" w:sz="4" w:space="0" w:color="auto"/>
               <w:right w:val="single" w:sz="4" w:space="0" w:color="auto"/>
             </w:tcBorders>
-            <w:shd w:val="clear" w:color="auto" w:fill="auto"/>
             <w:vAlign w:val="center"/>
             <w:hideMark/>
           </w:tcPr>
@@ -7108,7 +6431,6 @@
               <w:bottom w:val="single" w:sz="4" w:space="0" w:color="auto"/>
               <w:right w:val="single" w:sz="4" w:space="0" w:color="auto"/>
             </w:tcBorders>
-            <w:shd w:val="clear" w:color="auto" w:fill="auto"/>
             <w:noWrap/>
             <w:vAlign w:val="center"/>
             <w:hideMark/>
@@ -7143,7 +6465,6 @@
               <w:bottom w:val="single" w:sz="4" w:space="0" w:color="auto"/>
               <w:right w:val="single" w:sz="4" w:space="0" w:color="auto"/>
             </w:tcBorders>
-            <w:shd w:val="clear" w:color="auto" w:fill="auto"/>
             <w:noWrap/>
             <w:vAlign w:val="center"/>
             <w:hideMark/>
@@ -7161,17 +6482,8 @@
                 <w:rFonts w:cs="Calibri"/>
                 <w:color w:val="000000"/>
               </w:rPr>
-              <w:t>CS-</w:t>
+              <w:t>CS-I,EM</w:t>
             </w:r>
-            <w:proofErr w:type="gramStart"/>
-            <w:r>
-              <w:rPr>
-                <w:rFonts w:cs="Calibri"/>
-                <w:color w:val="000000"/>
-              </w:rPr>
-              <w:t>I,EM</w:t>
-            </w:r>
-            <w:proofErr w:type="gramEnd"/>
           </w:p>
         </w:tc>
         <w:tc>
@@ -7204,7 +6516,6 @@
               <w:bottom w:val="single" w:sz="4" w:space="0" w:color="auto"/>
               <w:right w:val="single" w:sz="4" w:space="0" w:color="auto"/>
             </w:tcBorders>
-            <w:shd w:val="clear" w:color="auto" w:fill="auto"/>
             <w:noWrap/>
             <w:vAlign w:val="center"/>
             <w:hideMark/>
@@ -7239,7 +6550,6 @@
               <w:bottom w:val="single" w:sz="4" w:space="0" w:color="auto"/>
               <w:right w:val="single" w:sz="4" w:space="0" w:color="auto"/>
             </w:tcBorders>
-            <w:shd w:val="clear" w:color="auto" w:fill="auto"/>
             <w:vAlign w:val="center"/>
             <w:hideMark/>
           </w:tcPr>
@@ -7273,7 +6583,6 @@
               <w:bottom w:val="single" w:sz="4" w:space="0" w:color="auto"/>
               <w:right w:val="single" w:sz="4" w:space="0" w:color="auto"/>
             </w:tcBorders>
-            <w:shd w:val="clear" w:color="auto" w:fill="auto"/>
             <w:noWrap/>
             <w:vAlign w:val="center"/>
             <w:hideMark/>
@@ -7308,7 +6617,6 @@
               <w:bottom w:val="single" w:sz="4" w:space="0" w:color="auto"/>
               <w:right w:val="single" w:sz="4" w:space="0" w:color="auto"/>
             </w:tcBorders>
-            <w:shd w:val="clear" w:color="auto" w:fill="auto"/>
             <w:noWrap/>
             <w:vAlign w:val="center"/>
             <w:hideMark/>
@@ -7321,7 +6629,6 @@
                 <w:color w:val="000000"/>
               </w:rPr>
             </w:pPr>
-            <w:proofErr w:type="gramStart"/>
             <w:r>
               <w:rPr>
                 <w:rFonts w:cs="Calibri"/>
@@ -7329,7 +6636,6 @@
               </w:rPr>
               <w:t>PE,EM</w:t>
             </w:r>
-            <w:proofErr w:type="gramEnd"/>
           </w:p>
         </w:tc>
         <w:tc>
@@ -7362,7 +6668,6 @@
               <w:bottom w:val="single" w:sz="4" w:space="0" w:color="auto"/>
               <w:right w:val="single" w:sz="4" w:space="0" w:color="auto"/>
             </w:tcBorders>
-            <w:shd w:val="clear" w:color="auto" w:fill="auto"/>
             <w:noWrap/>
             <w:vAlign w:val="center"/>
             <w:hideMark/>
@@ -7397,7 +6702,6 @@
               <w:bottom w:val="single" w:sz="4" w:space="0" w:color="auto"/>
               <w:right w:val="single" w:sz="4" w:space="0" w:color="auto"/>
             </w:tcBorders>
-            <w:shd w:val="clear" w:color="auto" w:fill="auto"/>
             <w:vAlign w:val="center"/>
             <w:hideMark/>
           </w:tcPr>
@@ -7431,7 +6735,6 @@
               <w:bottom w:val="single" w:sz="4" w:space="0" w:color="auto"/>
               <w:right w:val="single" w:sz="4" w:space="0" w:color="auto"/>
             </w:tcBorders>
-            <w:shd w:val="clear" w:color="auto" w:fill="auto"/>
             <w:noWrap/>
             <w:vAlign w:val="center"/>
             <w:hideMark/>
@@ -7466,7 +6769,6 @@
               <w:bottom w:val="single" w:sz="4" w:space="0" w:color="auto"/>
               <w:right w:val="single" w:sz="4" w:space="0" w:color="auto"/>
             </w:tcBorders>
-            <w:shd w:val="clear" w:color="auto" w:fill="auto"/>
             <w:noWrap/>
             <w:vAlign w:val="center"/>
             <w:hideMark/>
@@ -7484,23 +6786,7 @@
                 <w:rFonts w:cs="Calibri"/>
                 <w:color w:val="000000"/>
               </w:rPr>
-              <w:t>CS-</w:t>
-            </w:r>
-            <w:proofErr w:type="gramStart"/>
-            <w:r>
-              <w:rPr>
-                <w:rFonts w:cs="Calibri"/>
-                <w:color w:val="000000"/>
-              </w:rPr>
-              <w:t>I,PE</w:t>
-            </w:r>
-            <w:proofErr w:type="gramEnd"/>
-            <w:r>
-              <w:rPr>
-                <w:rFonts w:cs="Calibri"/>
-                <w:color w:val="000000"/>
-              </w:rPr>
-              <w:t>,MP,EM</w:t>
+              <w:t>CS-I,PE,MP,EM</w:t>
             </w:r>
           </w:p>
         </w:tc>
@@ -7534,7 +6820,6 @@
               <w:bottom w:val="single" w:sz="4" w:space="0" w:color="auto"/>
               <w:right w:val="single" w:sz="4" w:space="0" w:color="auto"/>
             </w:tcBorders>
-            <w:shd w:val="clear" w:color="auto" w:fill="auto"/>
             <w:noWrap/>
             <w:vAlign w:val="center"/>
             <w:hideMark/>
@@ -7569,7 +6854,6 @@
               <w:bottom w:val="single" w:sz="4" w:space="0" w:color="auto"/>
               <w:right w:val="single" w:sz="4" w:space="0" w:color="auto"/>
             </w:tcBorders>
-            <w:shd w:val="clear" w:color="auto" w:fill="auto"/>
             <w:vAlign w:val="center"/>
             <w:hideMark/>
           </w:tcPr>
@@ -7603,7 +6887,6 @@
               <w:bottom w:val="single" w:sz="4" w:space="0" w:color="auto"/>
               <w:right w:val="single" w:sz="4" w:space="0" w:color="auto"/>
             </w:tcBorders>
-            <w:shd w:val="clear" w:color="auto" w:fill="auto"/>
             <w:noWrap/>
             <w:vAlign w:val="center"/>
             <w:hideMark/>
@@ -7638,7 +6921,6 @@
               <w:bottom w:val="single" w:sz="4" w:space="0" w:color="auto"/>
               <w:right w:val="single" w:sz="4" w:space="0" w:color="auto"/>
             </w:tcBorders>
-            <w:shd w:val="clear" w:color="auto" w:fill="auto"/>
             <w:noWrap/>
             <w:vAlign w:val="center"/>
             <w:hideMark/>
@@ -7690,7 +6972,6 @@
               <w:bottom w:val="single" w:sz="4" w:space="0" w:color="auto"/>
               <w:right w:val="single" w:sz="4" w:space="0" w:color="auto"/>
             </w:tcBorders>
-            <w:shd w:val="clear" w:color="auto" w:fill="auto"/>
             <w:noWrap/>
             <w:vAlign w:val="center"/>
             <w:hideMark/>
@@ -7725,7 +7006,6 @@
               <w:bottom w:val="single" w:sz="4" w:space="0" w:color="auto"/>
               <w:right w:val="single" w:sz="4" w:space="0" w:color="auto"/>
             </w:tcBorders>
-            <w:shd w:val="clear" w:color="auto" w:fill="auto"/>
             <w:vAlign w:val="center"/>
             <w:hideMark/>
           </w:tcPr>
@@ -7759,7 +7039,6 @@
               <w:bottom w:val="single" w:sz="4" w:space="0" w:color="auto"/>
               <w:right w:val="single" w:sz="4" w:space="0" w:color="auto"/>
             </w:tcBorders>
-            <w:shd w:val="clear" w:color="auto" w:fill="auto"/>
             <w:noWrap/>
             <w:vAlign w:val="center"/>
             <w:hideMark/>
@@ -7794,7 +7073,6 @@
               <w:bottom w:val="single" w:sz="4" w:space="0" w:color="auto"/>
               <w:right w:val="single" w:sz="4" w:space="0" w:color="auto"/>
             </w:tcBorders>
-            <w:shd w:val="clear" w:color="auto" w:fill="auto"/>
             <w:noWrap/>
             <w:vAlign w:val="center"/>
             <w:hideMark/>
@@ -7846,7 +7124,6 @@
               <w:bottom w:val="single" w:sz="4" w:space="0" w:color="auto"/>
               <w:right w:val="single" w:sz="4" w:space="0" w:color="auto"/>
             </w:tcBorders>
-            <w:shd w:val="clear" w:color="auto" w:fill="auto"/>
             <w:noWrap/>
             <w:vAlign w:val="center"/>
             <w:hideMark/>
@@ -7881,7 +7158,6 @@
               <w:bottom w:val="single" w:sz="4" w:space="0" w:color="auto"/>
               <w:right w:val="single" w:sz="4" w:space="0" w:color="auto"/>
             </w:tcBorders>
-            <w:shd w:val="clear" w:color="auto" w:fill="auto"/>
             <w:vAlign w:val="center"/>
             <w:hideMark/>
           </w:tcPr>
@@ -7915,7 +7191,6 @@
               <w:bottom w:val="single" w:sz="4" w:space="0" w:color="auto"/>
               <w:right w:val="single" w:sz="4" w:space="0" w:color="auto"/>
             </w:tcBorders>
-            <w:shd w:val="clear" w:color="auto" w:fill="auto"/>
             <w:noWrap/>
             <w:vAlign w:val="center"/>
             <w:hideMark/>
@@ -7950,7 +7225,6 @@
               <w:bottom w:val="single" w:sz="4" w:space="0" w:color="auto"/>
               <w:right w:val="single" w:sz="4" w:space="0" w:color="auto"/>
             </w:tcBorders>
-            <w:shd w:val="clear" w:color="auto" w:fill="auto"/>
             <w:noWrap/>
             <w:vAlign w:val="center"/>
             <w:hideMark/>
@@ -8002,7 +7276,6 @@
               <w:bottom w:val="single" w:sz="4" w:space="0" w:color="auto"/>
               <w:right w:val="single" w:sz="4" w:space="0" w:color="auto"/>
             </w:tcBorders>
-            <w:shd w:val="clear" w:color="auto" w:fill="auto"/>
             <w:noWrap/>
             <w:vAlign w:val="center"/>
             <w:hideMark/>
@@ -8024,7 +7297,6 @@
                 <w:sz w:val="24"/>
                 <w:szCs w:val="24"/>
               </w:rPr>
-              <w:lastRenderedPageBreak/>
               <w:t>13</w:t>
             </w:r>
           </w:p>
@@ -8038,7 +7310,6 @@
               <w:bottom w:val="single" w:sz="4" w:space="0" w:color="auto"/>
               <w:right w:val="single" w:sz="4" w:space="0" w:color="auto"/>
             </w:tcBorders>
-            <w:shd w:val="clear" w:color="auto" w:fill="auto"/>
             <w:vAlign w:val="center"/>
             <w:hideMark/>
           </w:tcPr>
@@ -8072,7 +7343,6 @@
               <w:bottom w:val="single" w:sz="4" w:space="0" w:color="auto"/>
               <w:right w:val="single" w:sz="4" w:space="0" w:color="auto"/>
             </w:tcBorders>
-            <w:shd w:val="clear" w:color="auto" w:fill="auto"/>
             <w:noWrap/>
             <w:vAlign w:val="center"/>
             <w:hideMark/>
@@ -8107,7 +7377,6 @@
               <w:bottom w:val="single" w:sz="4" w:space="0" w:color="auto"/>
               <w:right w:val="single" w:sz="4" w:space="0" w:color="auto"/>
             </w:tcBorders>
-            <w:shd w:val="clear" w:color="auto" w:fill="auto"/>
             <w:noWrap/>
             <w:vAlign w:val="center"/>
             <w:hideMark/>
@@ -8120,21 +7389,12 @@
                 <w:color w:val="000000"/>
               </w:rPr>
             </w:pPr>
-            <w:proofErr w:type="gramStart"/>
             <w:r>
               <w:rPr>
                 <w:rFonts w:cs="Calibri"/>
                 <w:color w:val="000000"/>
               </w:rPr>
-              <w:t>CSI,PE</w:t>
-            </w:r>
-            <w:proofErr w:type="gramEnd"/>
-            <w:r>
-              <w:rPr>
-                <w:rFonts w:cs="Calibri"/>
-                <w:color w:val="000000"/>
-              </w:rPr>
-              <w:t>,MP</w:t>
+              <w:t>CSI,PE,MP</w:t>
             </w:r>
           </w:p>
         </w:tc>
@@ -8168,7 +7428,6 @@
               <w:bottom w:val="single" w:sz="4" w:space="0" w:color="auto"/>
               <w:right w:val="single" w:sz="4" w:space="0" w:color="auto"/>
             </w:tcBorders>
-            <w:shd w:val="clear" w:color="auto" w:fill="auto"/>
             <w:noWrap/>
             <w:vAlign w:val="center"/>
             <w:hideMark/>
@@ -8203,7 +7462,6 @@
               <w:bottom w:val="single" w:sz="4" w:space="0" w:color="auto"/>
               <w:right w:val="single" w:sz="4" w:space="0" w:color="auto"/>
             </w:tcBorders>
-            <w:shd w:val="clear" w:color="auto" w:fill="auto"/>
             <w:vAlign w:val="center"/>
             <w:hideMark/>
           </w:tcPr>
@@ -8237,7 +7495,6 @@
               <w:bottom w:val="single" w:sz="4" w:space="0" w:color="auto"/>
               <w:right w:val="single" w:sz="4" w:space="0" w:color="auto"/>
             </w:tcBorders>
-            <w:shd w:val="clear" w:color="auto" w:fill="auto"/>
             <w:noWrap/>
             <w:vAlign w:val="center"/>
             <w:hideMark/>
@@ -8272,7 +7529,6 @@
               <w:bottom w:val="single" w:sz="4" w:space="0" w:color="auto"/>
               <w:right w:val="single" w:sz="4" w:space="0" w:color="auto"/>
             </w:tcBorders>
-            <w:shd w:val="clear" w:color="auto" w:fill="auto"/>
             <w:noWrap/>
             <w:vAlign w:val="center"/>
             <w:hideMark/>
@@ -8285,21 +7541,12 @@
                 <w:color w:val="000000"/>
               </w:rPr>
             </w:pPr>
-            <w:proofErr w:type="gramStart"/>
             <w:r>
               <w:rPr>
                 <w:rFonts w:cs="Calibri"/>
                 <w:color w:val="000000"/>
               </w:rPr>
-              <w:t>MP,EM</w:t>
-            </w:r>
-            <w:proofErr w:type="gramEnd"/>
-            <w:r>
-              <w:rPr>
-                <w:rFonts w:cs="Calibri"/>
-                <w:color w:val="000000"/>
-              </w:rPr>
-              <w:t>,GSED</w:t>
+              <w:t>MP,EM,GSED</w:t>
             </w:r>
           </w:p>
         </w:tc>
@@ -9120,7 +8367,6 @@
       </w:pPr>
     </w:p>
     <w:sectPr>
-      <w:headerReference w:type="default" r:id="rId8"/>
       <w:pgSz w:w="11906" w:h="16838"/>
       <w:pgMar w:top="1418" w:right="849" w:bottom="0" w:left="1276" w:header="720" w:footer="720" w:gutter="0"/>
       <w:cols w:space="720"/>
@@ -9166,264 +8412,6 @@
     </w:p>
   </w:footnote>
 </w:footnotes>
-</file>
-
-<file path=word/header1.xml><?xml version="1.0" encoding="utf-8"?>
-<w:hdr xmlns:wpc="http://schemas.microsoft.com/office/word/2010/wordprocessingCanvas" xmlns:cx="http://schemas.microsoft.com/office/drawing/2014/chartex" xmlns:cx1="http://schemas.microsoft.com/office/drawing/2015/9/8/chartex" xmlns:cx2="http://schemas.microsoft.com/office/drawing/2015/10/21/chartex" xmlns:cx3="http://schemas.microsoft.com/office/drawing/2016/5/9/chartex" xmlns:cx4="http://schemas.microsoft.com/office/drawing/2016/5/10/chartex" xmlns:cx5="http://schemas.microsoft.com/office/drawing/2016/5/11/chartex" xmlns:cx6="http://schemas.microsoft.com/office/drawing/2016/5/12/chartex" xmlns:cx7="http://schemas.microsoft.com/office/drawing/2016/5/13/chartex" xmlns:cx8="http://schemas.microsoft.com/office/drawing/2016/5/14/chartex" xmlns:mc="http://schemas.openxmlformats.org/markup-compatibility/2006" xmlns:aink="http://schemas.microsoft.com/office/drawing/2016/ink" xmlns:am3d="http://schemas.microsoft.com/office/drawing/2017/model3d" xmlns:o="urn:schemas-microsoft-com:office:office" xmlns:oel="http://schemas.microsoft.com/office/2019/extlst" xmlns:r="http://schemas.openxmlformats.org/officeDocument/2006/relationships" xmlns:m="http://schemas.openxmlformats.org/officeDocument/2006/math" xmlns:v="urn:schemas-microsoft-com:vml" xmlns:wp14="http://schemas.microsoft.com/office/word/2010/wordprocessingDrawing" xmlns:wp="http://schemas.openxmlformats.org/drawingml/2006/wordprocessingDrawing" xmlns:w10="urn:schemas-microsoft-com:office:word" xmlns:w="http://schemas.openxmlformats.org/wordprocessingml/2006/main" xmlns:w14="http://schemas.microsoft.com/office/word/2010/wordml" xmlns:w15="http://schemas.microsoft.com/office/word/2012/wordml" xmlns:w16cex="http://schemas.microsoft.com/office/word/2018/wordml/cex" xmlns:w16cid="http://schemas.microsoft.com/office/word/2016/wordml/cid" xmlns:w16="http://schemas.microsoft.com/office/word/2018/wordml" xmlns:w16du="http://schemas.microsoft.com/office/word/2023/wordml/word16du" xmlns:w16sdtdh="http://schemas.microsoft.com/office/word/2020/wordml/sdtdatahash" xmlns:w16sdtfl="http://schemas.microsoft.com/office/word/2024/wordml/sdtformatlock" xmlns:w16se="http://schemas.microsoft.com/office/word/2015/wordml/symex" xmlns:wpg="http://schemas.microsoft.com/office/word/2010/wordprocessingGroup" xmlns:wpi="http://schemas.microsoft.com/office/word/2010/wordprocessingInk" xmlns:wne="http://schemas.microsoft.com/office/word/2006/wordml" xmlns:wps="http://schemas.microsoft.com/office/word/2010/wordprocessingShape" mc:Ignorable="w14 w15 w16se w16cid w16 w16cex w16sdtdh w16sdtfl w16du wp14">
-  <w:p>
-    <w:pPr>
-      <w:jc w:val="right"/>
-      <w:rPr>
-        <w:rFonts w:ascii="Century Gothic" w:eastAsia="Calibri" w:hAnsi="Century Gothic"/>
-        <w:sz w:val="16"/>
-        <w:szCs w:val="16"/>
-      </w:rPr>
-    </w:pPr>
-    <w:r>
-      <w:rPr>
-        <w:rFonts w:ascii="Century Gothic" w:eastAsia="Calibri" w:hAnsi="Century Gothic"/>
-        <w:sz w:val="16"/>
-        <w:szCs w:val="16"/>
-      </w:rPr>
-      <w:t xml:space="preserve">              Phone No:    0194-2310144/2310060                   </w:t>
-    </w:r>
-  </w:p>
-  <w:p>
-    <w:pPr>
-      <w:jc w:val="right"/>
-      <w:rPr>
-        <w:rFonts w:ascii="Century Gothic" w:eastAsia="Calibri" w:hAnsi="Century Gothic"/>
-        <w:color w:val="FFFFFF"/>
-        <w:sz w:val="16"/>
-        <w:szCs w:val="16"/>
-      </w:rPr>
-    </w:pPr>
-    <w:r>
-      <w:rPr>
-        <w:rFonts w:ascii="Times New Roman" w:hAnsi="Times New Roman"/>
-        <w:noProof/>
-      </w:rPr>
-      <w:drawing>
-        <wp:anchor distT="0" distB="0" distL="114300" distR="114300" simplePos="0" relativeHeight="251659264" behindDoc="1" locked="0" layoutInCell="1" allowOverlap="1" wp14:anchorId="43FFB112" wp14:editId="4338CB4B">
-          <wp:simplePos x="0" y="0"/>
-          <wp:positionH relativeFrom="column">
-            <wp:posOffset>-31750</wp:posOffset>
-          </wp:positionH>
-          <wp:positionV relativeFrom="page">
-            <wp:posOffset>521970</wp:posOffset>
-          </wp:positionV>
-          <wp:extent cx="609600" cy="590550"/>
-          <wp:effectExtent l="0" t="0" r="0" b="0"/>
-          <wp:wrapTight wrapText="bothSides">
-            <wp:wrapPolygon edited="0">
-              <wp:start x="0" y="0"/>
-              <wp:lineTo x="0" y="20903"/>
-              <wp:lineTo x="20925" y="20903"/>
-              <wp:lineTo x="20925" y="0"/>
-              <wp:lineTo x="0" y="0"/>
-            </wp:wrapPolygon>
-          </wp:wrapTight>
-          <wp:docPr id="3" name="Picture 3"/>
-          <wp:cNvGraphicFramePr>
-            <a:graphicFrameLocks xmlns:a="http://schemas.openxmlformats.org/drawingml/2006/main" noChangeAspect="1"/>
-          </wp:cNvGraphicFramePr>
-          <a:graphic xmlns:a="http://schemas.openxmlformats.org/drawingml/2006/main">
-            <a:graphicData uri="http://schemas.openxmlformats.org/drawingml/2006/picture">
-              <pic:pic xmlns:pic="http://schemas.openxmlformats.org/drawingml/2006/picture">
-                <pic:nvPicPr>
-                  <pic:cNvPr id="1" name="Picture 1"/>
-                  <pic:cNvPicPr>
-                    <a:picLocks noChangeAspect="1" noChangeArrowheads="1"/>
-                  </pic:cNvPicPr>
-                </pic:nvPicPr>
-                <pic:blipFill>
-                  <a:blip r:embed="rId1">
-                    <a:extLst>
-                      <a:ext uri="{28A0092B-C50C-407E-A947-70E740481C1C}">
-                        <a14:useLocalDpi xmlns:a14="http://schemas.microsoft.com/office/drawing/2010/main" val="0"/>
-                      </a:ext>
-                    </a:extLst>
-                  </a:blip>
-                  <a:srcRect/>
-                  <a:stretch>
-                    <a:fillRect/>
-                  </a:stretch>
-                </pic:blipFill>
-                <pic:spPr>
-                  <a:xfrm>
-                    <a:off x="0" y="0"/>
-                    <a:ext cx="609600" cy="590550"/>
-                  </a:xfrm>
-                  <a:prstGeom prst="rect">
-                    <a:avLst/>
-                  </a:prstGeom>
-                  <a:noFill/>
-                  <a:ln>
-                    <a:noFill/>
-                  </a:ln>
-                </pic:spPr>
-              </pic:pic>
-            </a:graphicData>
-          </a:graphic>
-        </wp:anchor>
-      </w:drawing>
-    </w:r>
-    <w:r>
-      <w:rPr>
-        <w:rFonts w:ascii="Century Gothic" w:eastAsia="Calibri" w:hAnsi="Century Gothic"/>
-        <w:sz w:val="16"/>
-        <w:szCs w:val="16"/>
-      </w:rPr>
-      <w:t xml:space="preserve">Fax:  </w:t>
-    </w:r>
-    <w:proofErr w:type="gramStart"/>
-    <w:r>
-      <w:rPr>
-        <w:rFonts w:ascii="Century Gothic" w:eastAsia="Calibri" w:hAnsi="Century Gothic"/>
-        <w:sz w:val="16"/>
-        <w:szCs w:val="16"/>
-      </w:rPr>
-      <w:t xml:space="preserve">  :</w:t>
-    </w:r>
-    <w:proofErr w:type="gramEnd"/>
-    <w:r>
-      <w:rPr>
-        <w:rFonts w:ascii="Century Gothic" w:eastAsia="Calibri" w:hAnsi="Century Gothic"/>
-        <w:sz w:val="16"/>
-        <w:szCs w:val="16"/>
-      </w:rPr>
-      <w:t xml:space="preserve">   0194-2310144</w:t>
-    </w:r>
-  </w:p>
-  <w:p>
-    <w:pPr>
-      <w:ind w:left="720"/>
-      <w:contextualSpacing/>
-      <w:rPr>
-        <w:rFonts w:ascii="Century Gothic" w:eastAsia="Calibri" w:hAnsi="Century Gothic"/>
-        <w:b/>
-        <w:bCs/>
-      </w:rPr>
-    </w:pPr>
-    <w:r>
-      <w:rPr>
-        <w:rFonts w:ascii="Century Gothic" w:eastAsia="Calibri" w:hAnsi="Century Gothic"/>
-        <w:b/>
-        <w:bCs/>
-      </w:rPr>
-      <w:t xml:space="preserve">               ,</w:t>
-    </w:r>
-  </w:p>
-  <w:p>
-    <w:pPr>
-      <w:ind w:left="720"/>
-      <w:contextualSpacing/>
-      <w:rPr>
-        <w:rFonts w:ascii="Century Gothic" w:eastAsia="Calibri" w:hAnsi="Century Gothic"/>
-        <w:b/>
-        <w:bCs/>
-      </w:rPr>
-    </w:pPr>
-    <w:proofErr w:type="gramStart"/>
-    <w:r>
-      <w:rPr>
-        <w:rFonts w:ascii="Century Gothic" w:eastAsia="Calibri" w:hAnsi="Century Gothic"/>
-        <w:b/>
-        <w:bCs/>
-      </w:rPr>
-      <w:t>KASHMIR  GOVT.</w:t>
-    </w:r>
-    <w:proofErr w:type="gramEnd"/>
-    <w:r>
-      <w:rPr>
-        <w:rFonts w:ascii="Century Gothic" w:eastAsia="Calibri" w:hAnsi="Century Gothic"/>
-        <w:b/>
-        <w:bCs/>
-      </w:rPr>
-      <w:t xml:space="preserve"> POLYTECHNIC , COLLEGE GOGJI BAGH SRINAGAR.</w:t>
-    </w:r>
-  </w:p>
-  <w:p>
-    <w:pPr>
-      <w:ind w:left="720"/>
-      <w:contextualSpacing/>
-      <w:rPr>
-        <w:rFonts w:ascii="Century Gothic" w:eastAsia="Calibri" w:hAnsi="Century Gothic"/>
-        <w:b/>
-        <w:bCs/>
-      </w:rPr>
-    </w:pPr>
-    <w:r>
-      <w:rPr>
-        <w:rFonts w:ascii="Century Gothic" w:eastAsia="Calibri" w:hAnsi="Century Gothic"/>
-        <w:b/>
-        <w:bCs/>
-      </w:rPr>
-      <w:t xml:space="preserve">     ELECTRONICS AND COMMUNICATION ENGG DEPARTMENT</w:t>
-    </w:r>
-  </w:p>
-  <w:p>
-    <w:pPr>
-      <w:contextualSpacing/>
-      <w:rPr>
-        <w:sz w:val="20"/>
-        <w:szCs w:val="20"/>
-      </w:rPr>
-    </w:pPr>
-    <w:r>
-      <w:rPr>
-        <w:rStyle w:val="15"/>
-        <w:rFonts w:ascii="Century Gothic" w:hAnsi="Century Gothic"/>
-        <w:color w:val="000000"/>
-        <w:sz w:val="20"/>
-        <w:szCs w:val="20"/>
-        <w:u w:val="none"/>
-      </w:rPr>
-      <w:t xml:space="preserve">                              </w:t>
-    </w:r>
-    <w:hyperlink r:id="rId2" w:history="1">
-      <w:r>
-        <w:rPr>
-          <w:rStyle w:val="Hyperlink"/>
-          <w:rFonts w:ascii="Century Gothic" w:hAnsi="Century Gothic" w:cs="Calibri"/>
-          <w:sz w:val="20"/>
-          <w:szCs w:val="20"/>
-        </w:rPr>
-        <w:t>http://www.kgpsrinagar.Edu.in.</w:t>
-      </w:r>
-    </w:hyperlink>
-  </w:p>
-  <w:p>
-    <w:pPr>
-      <w:rPr>
-        <w:sz w:val="20"/>
-        <w:szCs w:val="20"/>
-      </w:rPr>
-    </w:pPr>
-    <w:r>
-      <w:rPr>
-        <w:sz w:val="20"/>
-        <w:szCs w:val="20"/>
-      </w:rPr>
-      <w:t xml:space="preserve">                              Email: </w:t>
-    </w:r>
-    <w:hyperlink r:id="rId3" w:history="1">
-      <w:r>
-        <w:rPr>
-          <w:rStyle w:val="Hyperlink"/>
-          <w:sz w:val="20"/>
-          <w:szCs w:val="20"/>
-        </w:rPr>
-        <w:t>kgpolysgr@rediffmail.com</w:t>
-      </w:r>
-    </w:hyperlink>
-  </w:p>
-  <w:p>
-    <w:pPr>
-      <w:pStyle w:val="Header"/>
-    </w:pPr>
-  </w:p>
-</w:hdr>
 </file>
 
 <file path=word/numbering.xml><?xml version="1.0" encoding="utf-8"?>
@@ -10168,6 +9156,7 @@
   <w:style w:type="character" w:default="1" w:styleId="DefaultParagraphFont">
     <w:name w:val="Default Paragraph Font"/>
     <w:uiPriority w:val="1"/>
+    <w:semiHidden/>
     <w:unhideWhenUsed/>
   </w:style>
   <w:style w:type="table" w:default="1" w:styleId="TableNormal">
